--- a/API_Security_Risk_Analysis_Report.docx
+++ b/API_Security_Risk_Analysis_Report.docx
@@ -2,6 +2,696 @@
 <file path=word/document.xml><?xml version="1.0" encoding="utf-8"?>
 <w:document xmlns:wpc="http://schemas.microsoft.com/office/word/2010/wordprocessingCanvas" xmlns:cx="http://schemas.microsoft.com/office/drawing/2014/chartex" xmlns:cx1="http://schemas.microsoft.com/office/drawing/2015/9/8/chartex" xmlns:cx2="http://schemas.microsoft.com/office/drawing/2015/10/21/chartex" xmlns:cx3="http://schemas.microsoft.com/office/drawing/2016/5/9/chartex" xmlns:cx4="http://schemas.microsoft.com/office/drawing/2016/5/10/chartex" xmlns:cx5="http://schemas.microsoft.com/office/drawing/2016/5/11/chartex" xmlns:cx6="http://schemas.microsoft.com/office/drawing/2016/5/12/chartex" xmlns:cx7="http://schemas.microsoft.com/office/drawing/2016/5/13/chartex" xmlns:cx8="http://schemas.microsoft.com/office/drawing/2016/5/14/chartex" xmlns:mc="http://schemas.openxmlformats.org/markup-compatibility/2006" xmlns:aink="http://schemas.microsoft.com/office/drawing/2016/ink" xmlns:am3d="http://schemas.microsoft.com/office/drawing/2017/model3d" xmlns:o="urn:schemas-microsoft-com:office:office" xmlns:oel="http://schemas.microsoft.com/office/2019/extlst" xmlns:r="http://schemas.openxmlformats.org/officeDocument/2006/relationships" xmlns:m="http://schemas.openxmlformats.org/officeDocument/2006/math" xmlns:v="urn:schemas-microsoft-com:vml" xmlns:wp14="http://schemas.microsoft.com/office/word/2010/wordprocessingDrawing" xmlns:wp="http://schemas.openxmlformats.org/drawingml/2006/wordprocessingDrawing" xmlns:w10="urn:schemas-microsoft-com:office:word" xmlns:w="http://schemas.openxmlformats.org/wordprocessingml/2006/main" xmlns:w14="http://schemas.microsoft.com/office/word/2010/wordml" xmlns:w15="http://schemas.microsoft.com/office/word/2012/wordml" xmlns:w16cex="http://schemas.microsoft.com/office/word/2018/wordml/cex" xmlns:w16cid="http://schemas.microsoft.com/office/word/2016/wordml/cid" xmlns:w16="http://schemas.microsoft.com/office/word/2018/wordml" xmlns:w16du="http://schemas.microsoft.com/office/word/2023/wordml/word16du" xmlns:w16sdtdh="http://schemas.microsoft.com/office/word/2020/wordml/sdtdatahash" xmlns:w16sdtfl="http://schemas.microsoft.com/office/word/2024/wordml/sdtformatlock" xmlns:w16se="http://schemas.microsoft.com/office/word/2015/wordml/symex" xmlns:wpg="http://schemas.microsoft.com/office/word/2010/wordprocessingGroup" xmlns:wpi="http://schemas.microsoft.com/office/word/2010/wordprocessingInk" xmlns:wne="http://schemas.microsoft.com/office/word/2006/wordml" xmlns:wps="http://schemas.microsoft.com/office/word/2010/wordprocessingShape" mc:Ignorable="w14 w15 w16se w16cid w16 w16cex w16sdtdh w16sdtfl w16du wp14">
   <w:body>
+    <w:sdt>
+      <w:sdtPr>
+        <w:rPr>
+          <w:color w:val="4F81BD" w:themeColor="accent1"/>
+        </w:rPr>
+        <w:id w:val="-107745641"/>
+        <w:docPartObj>
+          <w:docPartGallery w:val="Cover Pages"/>
+          <w:docPartUnique/>
+        </w:docPartObj>
+      </w:sdtPr>
+      <w:sdtEndPr>
+        <w:rPr>
+          <w:rFonts w:ascii="Times New Roman" w:eastAsia="Arial MT" w:hAnsi="Arial MT" w:cs="Arial MT"/>
+          <w:color w:val="auto"/>
+          <w:sz w:val="20"/>
+        </w:rPr>
+      </w:sdtEndPr>
+      <w:sdtContent>
+        <w:p>
+          <w:pPr>
+            <w:pStyle w:val="NoSpacing"/>
+            <w:spacing w:before="1540" w:after="240"/>
+            <w:rPr>
+              <w:color w:val="4F81BD" w:themeColor="accent1"/>
+            </w:rPr>
+          </w:pPr>
+          <w:r>
+            <w:rPr>
+              <w:noProof/>
+              <w:color w:val="4F81BD" w:themeColor="accent1"/>
+            </w:rPr>
+            <w:drawing>
+              <wp:inline distT="0" distB="0" distL="0" distR="0" wp14:anchorId="3C176487" wp14:editId="687857CC">
+                <wp:extent cx="1417320" cy="750898"/>
+                <wp:effectExtent l="0" t="0" r="0" b="0"/>
+                <wp:docPr id="143" name="Picture 144"/>
+                <wp:cNvGraphicFramePr>
+                  <a:graphicFrameLocks xmlns:a="http://schemas.openxmlformats.org/drawingml/2006/main" noChangeAspect="1"/>
+                </wp:cNvGraphicFramePr>
+                <a:graphic xmlns:a="http://schemas.openxmlformats.org/drawingml/2006/main">
+                  <a:graphicData uri="http://schemas.openxmlformats.org/drawingml/2006/picture">
+                    <pic:pic xmlns:pic="http://schemas.openxmlformats.org/drawingml/2006/picture">
+                      <pic:nvPicPr>
+                        <pic:cNvPr id="3" name="t55.png"/>
+                        <pic:cNvPicPr/>
+                      </pic:nvPicPr>
+                      <pic:blipFill>
+                        <a:blip r:embed="rId7" cstate="print">
+                          <a:duotone>
+                            <a:schemeClr val="accent1">
+                              <a:shade val="45000"/>
+                              <a:satMod val="135000"/>
+                            </a:schemeClr>
+                            <a:prstClr val="white"/>
+                          </a:duotone>
+                          <a:extLst>
+                            <a:ext uri="{28A0092B-C50C-407E-A947-70E740481C1C}">
+                              <a14:useLocalDpi xmlns:a14="http://schemas.microsoft.com/office/drawing/2010/main" val="0"/>
+                            </a:ext>
+                          </a:extLst>
+                        </a:blip>
+                        <a:stretch>
+                          <a:fillRect/>
+                        </a:stretch>
+                      </pic:blipFill>
+                      <pic:spPr>
+                        <a:xfrm>
+                          <a:off x="0" y="0"/>
+                          <a:ext cx="1417320" cy="750898"/>
+                        </a:xfrm>
+                        <a:prstGeom prst="rect">
+                          <a:avLst/>
+                        </a:prstGeom>
+                        <a:noFill/>
+                        <a:ln>
+                          <a:noFill/>
+                        </a:ln>
+                      </pic:spPr>
+                    </pic:pic>
+                  </a:graphicData>
+                </a:graphic>
+              </wp:inline>
+            </w:drawing>
+          </w:r>
+        </w:p>
+        <w:sdt>
+          <w:sdtPr>
+            <w:rPr>
+              <w:rFonts w:asciiTheme="majorHAnsi" w:eastAsiaTheme="majorEastAsia" w:hAnsiTheme="majorHAnsi" w:cstheme="majorBidi"/>
+              <w:caps/>
+              <w:color w:val="4F81BD" w:themeColor="accent1"/>
+              <w:sz w:val="72"/>
+              <w:szCs w:val="72"/>
+            </w:rPr>
+            <w:alias w:val="Title"/>
+            <w:tag w:val=""/>
+            <w:id w:val="1735040861"/>
+            <w:placeholder>
+              <w:docPart w:val="A1A5AFB501814CEDA4C01DFDF3623772"/>
+            </w:placeholder>
+            <w:dataBinding w:prefixMappings="xmlns:ns0='http://purl.org/dc/elements/1.1/' xmlns:ns1='http://schemas.openxmlformats.org/package/2006/metadata/core-properties' " w:xpath="/ns1:coreProperties[1]/ns0:title[1]" w:storeItemID="{6C3C8BC8-F283-45AE-878A-BAB7291924A1}"/>
+            <w:text/>
+          </w:sdtPr>
+          <w:sdtEndPr>
+            <w:rPr>
+              <w:sz w:val="80"/>
+              <w:szCs w:val="80"/>
+            </w:rPr>
+          </w:sdtEndPr>
+          <w:sdtContent>
+            <w:p>
+              <w:pPr>
+                <w:pStyle w:val="NoSpacing"/>
+                <w:pBdr>
+                  <w:top w:val="single" w:sz="6" w:space="6" w:color="4F81BD" w:themeColor="accent1"/>
+                  <w:bottom w:val="single" w:sz="6" w:space="6" w:color="4F81BD" w:themeColor="accent1"/>
+                </w:pBdr>
+                <w:spacing w:after="240"/>
+                <w:jc w:val="center"/>
+                <w:rPr>
+                  <w:rFonts w:asciiTheme="majorHAnsi" w:eastAsiaTheme="majorEastAsia" w:hAnsiTheme="majorHAnsi" w:cstheme="majorBidi"/>
+                  <w:caps/>
+                  <w:color w:val="4F81BD" w:themeColor="accent1"/>
+                  <w:sz w:val="80"/>
+                  <w:szCs w:val="80"/>
+                </w:rPr>
+              </w:pPr>
+              <w:r>
+                <w:rPr>
+                  <w:rFonts w:asciiTheme="majorHAnsi" w:eastAsiaTheme="majorEastAsia" w:hAnsiTheme="majorHAnsi" w:cstheme="majorBidi"/>
+                  <w:caps/>
+                  <w:color w:val="4F81BD" w:themeColor="accent1"/>
+                  <w:sz w:val="72"/>
+                  <w:szCs w:val="72"/>
+                </w:rPr>
+                <w:t>API Security Risk Analysis Report</w:t>
+              </w:r>
+            </w:p>
+          </w:sdtContent>
+        </w:sdt>
+        <w:sdt>
+          <w:sdtPr>
+            <w:rPr>
+              <w:color w:val="4F81BD" w:themeColor="accent1"/>
+              <w:sz w:val="28"/>
+              <w:szCs w:val="28"/>
+            </w:rPr>
+            <w:alias w:val="Subtitle"/>
+            <w:tag w:val=""/>
+            <w:id w:val="328029620"/>
+            <w:placeholder>
+              <w:docPart w:val="933E06D05A774373AD4299DD748C5C3A"/>
+            </w:placeholder>
+            <w:dataBinding w:prefixMappings="xmlns:ns0='http://purl.org/dc/elements/1.1/' xmlns:ns1='http://schemas.openxmlformats.org/package/2006/metadata/core-properties' " w:xpath="/ns1:coreProperties[1]/ns0:subject[1]" w:storeItemID="{6C3C8BC8-F283-45AE-878A-BAB7291924A1}"/>
+            <w:text/>
+          </w:sdtPr>
+          <w:sdtContent>
+            <w:p>
+              <w:pPr>
+                <w:pStyle w:val="NoSpacing"/>
+                <w:jc w:val="center"/>
+                <w:rPr>
+                  <w:color w:val="4F81BD" w:themeColor="accent1"/>
+                  <w:sz w:val="28"/>
+                  <w:szCs w:val="28"/>
+                </w:rPr>
+              </w:pPr>
+              <w:r>
+                <w:rPr>
+                  <w:color w:val="4F81BD" w:themeColor="accent1"/>
+                  <w:sz w:val="28"/>
+                  <w:szCs w:val="28"/>
+                </w:rPr>
+                <w:t>This report presents an API Security Risk Analysis conducted to evaluate the security posture of a web application. The assessment focused on authorization validation, security header inspection, and rate limiting analysis using industry-standard testing practices. The objective was to identify vulnerabilities that could lead to unauthorized access or data exposure. Several security risks were identified and analyzed based on impact and severity. Recommended mitigation strategies are provided to enhance API security and strengthen overall system protection.</w:t>
+              </w:r>
+            </w:p>
+          </w:sdtContent>
+        </w:sdt>
+        <w:p>
+          <w:pPr>
+            <w:pStyle w:val="NoSpacing"/>
+            <w:spacing w:before="480"/>
+            <w:jc w:val="center"/>
+            <w:rPr>
+              <w:color w:val="4F81BD" w:themeColor="accent1"/>
+            </w:rPr>
+          </w:pPr>
+          <w:r>
+            <w:rPr>
+              <w:noProof/>
+              <w:color w:val="4F81BD" w:themeColor="accent1"/>
+            </w:rPr>
+            <mc:AlternateContent>
+              <mc:Choice Requires="wps">
+                <w:drawing>
+                  <wp:anchor distT="0" distB="0" distL="114300" distR="114300" simplePos="0" relativeHeight="251653632" behindDoc="0" locked="0" layoutInCell="1" allowOverlap="1" wp14:anchorId="6BCD1542" wp14:editId="35B57140">
+                    <wp:simplePos x="0" y="0"/>
+                    <wp:positionH relativeFrom="margin">
+                      <wp:align>center</wp:align>
+                    </wp:positionH>
+                    <mc:AlternateContent>
+                      <mc:Choice Requires="wp14">
+                        <wp:positionV relativeFrom="page">
+                          <wp14:pctPosVOffset>85000</wp14:pctPosVOffset>
+                        </wp:positionV>
+                      </mc:Choice>
+                      <mc:Fallback>
+                        <wp:positionV relativeFrom="page">
+                          <wp:posOffset>9089390</wp:posOffset>
+                        </wp:positionV>
+                      </mc:Fallback>
+                    </mc:AlternateContent>
+                    <wp:extent cx="6553200" cy="557784"/>
+                    <wp:effectExtent l="0" t="0" r="0" b="12700"/>
+                    <wp:wrapNone/>
+                    <wp:docPr id="142" name="Text Box 146"/>
+                    <wp:cNvGraphicFramePr/>
+                    <a:graphic xmlns:a="http://schemas.openxmlformats.org/drawingml/2006/main">
+                      <a:graphicData uri="http://schemas.microsoft.com/office/word/2010/wordprocessingShape">
+                        <wps:wsp>
+                          <wps:cNvSpPr txBox="1"/>
+                          <wps:spPr>
+                            <a:xfrm>
+                              <a:off x="0" y="0"/>
+                              <a:ext cx="6553200" cy="557784"/>
+                            </a:xfrm>
+                            <a:prstGeom prst="rect">
+                              <a:avLst/>
+                            </a:prstGeom>
+                            <a:noFill/>
+                            <a:ln w="6350">
+                              <a:noFill/>
+                            </a:ln>
+                            <a:effectLst/>
+                          </wps:spPr>
+                          <wps:style>
+                            <a:lnRef idx="0">
+                              <a:schemeClr val="accent1"/>
+                            </a:lnRef>
+                            <a:fillRef idx="0">
+                              <a:schemeClr val="accent1"/>
+                            </a:fillRef>
+                            <a:effectRef idx="0">
+                              <a:schemeClr val="accent1"/>
+                            </a:effectRef>
+                            <a:fontRef idx="minor">
+                              <a:schemeClr val="dk1"/>
+                            </a:fontRef>
+                          </wps:style>
+                          <wps:txbx>
+                            <w:txbxContent>
+                              <w:sdt>
+                                <w:sdtPr>
+                                  <w:rPr>
+                                    <w:caps/>
+                                    <w:color w:val="4F81BD" w:themeColor="accent1"/>
+                                    <w:sz w:val="28"/>
+                                    <w:szCs w:val="28"/>
+                                  </w:rPr>
+                                  <w:alias w:val="Date"/>
+                                  <w:tag w:val=""/>
+                                  <w:id w:val="197127006"/>
+                                  <w:showingPlcHdr/>
+                                  <w:dataBinding w:prefixMappings="xmlns:ns0='http://schemas.microsoft.com/office/2006/coverPageProps' " w:xpath="/ns0:CoverPageProperties[1]/ns0:PublishDate[1]" w:storeItemID="{55AF091B-3C7A-41E3-B477-F2FDAA23CFDA}"/>
+                                  <w:date>
+                                    <w:dateFormat w:val="MMMM d, yyyy"/>
+                                    <w:lid w:val="en-US"/>
+                                    <w:storeMappedDataAs w:val="dateTime"/>
+                                    <w:calendar w:val="gregorian"/>
+                                  </w:date>
+                                </w:sdtPr>
+                                <w:sdtContent>
+                                  <w:p>
+                                    <w:pPr>
+                                      <w:pStyle w:val="NoSpacing"/>
+                                      <w:spacing w:after="40"/>
+                                      <w:jc w:val="center"/>
+                                      <w:rPr>
+                                        <w:caps/>
+                                        <w:color w:val="4F81BD" w:themeColor="accent1"/>
+                                        <w:sz w:val="28"/>
+                                        <w:szCs w:val="28"/>
+                                      </w:rPr>
+                                    </w:pPr>
+                                    <w:r>
+                                      <w:rPr>
+                                        <w:caps/>
+                                        <w:color w:val="4F81BD" w:themeColor="accent1"/>
+                                        <w:sz w:val="28"/>
+                                        <w:szCs w:val="28"/>
+                                      </w:rPr>
+                                      <w:t xml:space="preserve">     </w:t>
+                                    </w:r>
+                                  </w:p>
+                                </w:sdtContent>
+                              </w:sdt>
+                              <w:p>
+                                <w:pPr>
+                                  <w:pStyle w:val="NoSpacing"/>
+                                  <w:jc w:val="center"/>
+                                  <w:rPr>
+                                    <w:color w:val="4F81BD" w:themeColor="accent1"/>
+                                  </w:rPr>
+                                </w:pPr>
+                                <w:sdt>
+                                  <w:sdtPr>
+                                    <w:rPr>
+                                      <w:caps/>
+                                      <w:color w:val="4F81BD" w:themeColor="accent1"/>
+                                    </w:rPr>
+                                    <w:alias w:val="Company"/>
+                                    <w:tag w:val=""/>
+                                    <w:id w:val="1390145197"/>
+                                    <w:dataBinding w:prefixMappings="xmlns:ns0='http://schemas.openxmlformats.org/officeDocument/2006/extended-properties' " w:xpath="/ns0:Properties[1]/ns0:Company[1]" w:storeItemID="{6668398D-A668-4E3E-A5EB-62B293D839F1}"/>
+                                    <w:text/>
+                                  </w:sdtPr>
+                                  <w:sdtContent>
+                                    <w:r>
+                                      <w:rPr>
+                                        <w:caps/>
+                                        <w:color w:val="4F81BD" w:themeColor="accent1"/>
+                                      </w:rPr>
+                                      <w:t xml:space="preserve">                                                                                                                                                     </w:t>
+                                    </w:r>
+                                    <w:proofErr w:type="gramStart"/>
+                                    <w:r>
+                                      <w:rPr>
+                                        <w:caps/>
+                                        <w:color w:val="4F81BD" w:themeColor="accent1"/>
+                                      </w:rPr>
+                                      <w:t>Author :</w:t>
+                                    </w:r>
+                                    <w:proofErr w:type="gramEnd"/>
+                                    <w:r>
+                                      <w:rPr>
+                                        <w:caps/>
+                                        <w:color w:val="4F81BD" w:themeColor="accent1"/>
+                                      </w:rPr>
+                                      <w:t xml:space="preserve"> </w:t>
+                                    </w:r>
+                                    <w:proofErr w:type="gramStart"/>
+                                    <w:r>
+                                      <w:rPr>
+                                        <w:caps/>
+                                        <w:color w:val="4F81BD" w:themeColor="accent1"/>
+                                      </w:rPr>
+                                      <w:t>j.Aishwariya</w:t>
+                                    </w:r>
+                                    <w:proofErr w:type="gramEnd"/>
+                                    <w:r>
+                                      <w:rPr>
+                                        <w:caps/>
+                                        <w:color w:val="4F81BD" w:themeColor="accent1"/>
+                                      </w:rPr>
+                                      <w:t xml:space="preserve"> </w:t>
+                                    </w:r>
+                                  </w:sdtContent>
+                                </w:sdt>
+                              </w:p>
+                              <w:p>
+                                <w:pPr>
+                                  <w:pStyle w:val="NoSpacing"/>
+                                  <w:jc w:val="center"/>
+                                  <w:rPr>
+                                    <w:color w:val="4F81BD" w:themeColor="accent1"/>
+                                  </w:rPr>
+                                </w:pPr>
+                                <w:sdt>
+                                  <w:sdtPr>
+                                    <w:rPr>
+                                      <w:color w:val="4F81BD" w:themeColor="accent1"/>
+                                    </w:rPr>
+                                    <w:alias w:val="Address"/>
+                                    <w:tag w:val=""/>
+                                    <w:id w:val="-726379553"/>
+                                    <w:showingPlcHdr/>
+                                    <w:dataBinding w:prefixMappings="xmlns:ns0='http://schemas.microsoft.com/office/2006/coverPageProps' " w:xpath="/ns0:CoverPageProperties[1]/ns0:CompanyAddress[1]" w:storeItemID="{55AF091B-3C7A-41E3-B477-F2FDAA23CFDA}"/>
+                                    <w:text/>
+                                  </w:sdtPr>
+                                  <w:sdtContent>
+                                    <w:r>
+                                      <w:rPr>
+                                        <w:color w:val="4F81BD" w:themeColor="accent1"/>
+                                      </w:rPr>
+                                      <w:t xml:space="preserve">     </w:t>
+                                    </w:r>
+                                  </w:sdtContent>
+                                </w:sdt>
+                              </w:p>
+                            </w:txbxContent>
+                          </wps:txbx>
+                          <wps:bodyPr rot="0" spcFirstLastPara="0" vertOverflow="overflow" horzOverflow="overflow" vert="horz" wrap="square" lIns="0" tIns="0" rIns="0" bIns="0" numCol="1" spcCol="0" rtlCol="0" fromWordArt="0" anchor="b" anchorCtr="0" forceAA="0" compatLnSpc="1">
+                            <a:prstTxWarp prst="textNoShape">
+                              <a:avLst/>
+                            </a:prstTxWarp>
+                            <a:spAutoFit/>
+                          </wps:bodyPr>
+                        </wps:wsp>
+                      </a:graphicData>
+                    </a:graphic>
+                    <wp14:sizeRelH relativeFrom="margin">
+                      <wp14:pctWidth>100000</wp14:pctWidth>
+                    </wp14:sizeRelH>
+                    <wp14:sizeRelV relativeFrom="margin">
+                      <wp14:pctHeight>0</wp14:pctHeight>
+                    </wp14:sizeRelV>
+                  </wp:anchor>
+                </w:drawing>
+              </mc:Choice>
+              <mc:Fallback>
+                <w:pict>
+                  <v:shapetype w14:anchorId="6BCD1542" id="_x0000_t202" coordsize="21600,21600" o:spt="202" path="m,l,21600r21600,l21600,xe">
+                    <v:stroke joinstyle="miter"/>
+                    <v:path gradientshapeok="t" o:connecttype="rect"/>
+                  </v:shapetype>
+                  <v:shape id="Text Box 146" o:spid="_x0000_s1026" type="#_x0000_t202" style="position:absolute;left:0;text-align:left;margin-left:0;margin-top:0;width:516pt;height:43.9pt;z-index:251653632;visibility:visible;mso-wrap-style:square;mso-width-percent:1000;mso-height-percent:0;mso-top-percent:850;mso-wrap-distance-left:9pt;mso-wrap-distance-top:0;mso-wrap-distance-right:9pt;mso-wrap-distance-bottom:0;mso-position-horizontal:center;mso-position-horizontal-relative:margin;mso-position-vertical-relative:page;mso-width-percent:1000;mso-height-percent:0;mso-top-percent:850;mso-width-relative:margin;mso-height-relative:margin;v-text-anchor:bottom" o:gfxdata="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" filled="f" stroked="f" strokeweight=".5pt">
+                    <v:textbox style="mso-fit-shape-to-text:t" inset="0,0,0,0">
+                      <w:txbxContent>
+                        <w:sdt>
+                          <w:sdtPr>
+                            <w:rPr>
+                              <w:caps/>
+                              <w:color w:val="4F81BD" w:themeColor="accent1"/>
+                              <w:sz w:val="28"/>
+                              <w:szCs w:val="28"/>
+                            </w:rPr>
+                            <w:alias w:val="Date"/>
+                            <w:tag w:val=""/>
+                            <w:id w:val="197127006"/>
+                            <w:showingPlcHdr/>
+                            <w:dataBinding w:prefixMappings="xmlns:ns0='http://schemas.microsoft.com/office/2006/coverPageProps' " w:xpath="/ns0:CoverPageProperties[1]/ns0:PublishDate[1]" w:storeItemID="{55AF091B-3C7A-41E3-B477-F2FDAA23CFDA}"/>
+                            <w:date>
+                              <w:dateFormat w:val="MMMM d, yyyy"/>
+                              <w:lid w:val="en-US"/>
+                              <w:storeMappedDataAs w:val="dateTime"/>
+                              <w:calendar w:val="gregorian"/>
+                            </w:date>
+                          </w:sdtPr>
+                          <w:sdtContent>
+                            <w:p>
+                              <w:pPr>
+                                <w:pStyle w:val="NoSpacing"/>
+                                <w:spacing w:after="40"/>
+                                <w:jc w:val="center"/>
+                                <w:rPr>
+                                  <w:caps/>
+                                  <w:color w:val="4F81BD" w:themeColor="accent1"/>
+                                  <w:sz w:val="28"/>
+                                  <w:szCs w:val="28"/>
+                                </w:rPr>
+                              </w:pPr>
+                              <w:r>
+                                <w:rPr>
+                                  <w:caps/>
+                                  <w:color w:val="4F81BD" w:themeColor="accent1"/>
+                                  <w:sz w:val="28"/>
+                                  <w:szCs w:val="28"/>
+                                </w:rPr>
+                                <w:t xml:space="preserve">     </w:t>
+                              </w:r>
+                            </w:p>
+                          </w:sdtContent>
+                        </w:sdt>
+                        <w:p>
+                          <w:pPr>
+                            <w:pStyle w:val="NoSpacing"/>
+                            <w:jc w:val="center"/>
+                            <w:rPr>
+                              <w:color w:val="4F81BD" w:themeColor="accent1"/>
+                            </w:rPr>
+                          </w:pPr>
+                          <w:sdt>
+                            <w:sdtPr>
+                              <w:rPr>
+                                <w:caps/>
+                                <w:color w:val="4F81BD" w:themeColor="accent1"/>
+                              </w:rPr>
+                              <w:alias w:val="Company"/>
+                              <w:tag w:val=""/>
+                              <w:id w:val="1390145197"/>
+                              <w:dataBinding w:prefixMappings="xmlns:ns0='http://schemas.openxmlformats.org/officeDocument/2006/extended-properties' " w:xpath="/ns0:Properties[1]/ns0:Company[1]" w:storeItemID="{6668398D-A668-4E3E-A5EB-62B293D839F1}"/>
+                              <w:text/>
+                            </w:sdtPr>
+                            <w:sdtContent>
+                              <w:r>
+                                <w:rPr>
+                                  <w:caps/>
+                                  <w:color w:val="4F81BD" w:themeColor="accent1"/>
+                                </w:rPr>
+                                <w:t xml:space="preserve">                                                                                                                                                     </w:t>
+                              </w:r>
+                              <w:proofErr w:type="gramStart"/>
+                              <w:r>
+                                <w:rPr>
+                                  <w:caps/>
+                                  <w:color w:val="4F81BD" w:themeColor="accent1"/>
+                                </w:rPr>
+                                <w:t>Author :</w:t>
+                              </w:r>
+                              <w:proofErr w:type="gramEnd"/>
+                              <w:r>
+                                <w:rPr>
+                                  <w:caps/>
+                                  <w:color w:val="4F81BD" w:themeColor="accent1"/>
+                                </w:rPr>
+                                <w:t xml:space="preserve"> </w:t>
+                              </w:r>
+                              <w:proofErr w:type="gramStart"/>
+                              <w:r>
+                                <w:rPr>
+                                  <w:caps/>
+                                  <w:color w:val="4F81BD" w:themeColor="accent1"/>
+                                </w:rPr>
+                                <w:t>j.Aishwariya</w:t>
+                              </w:r>
+                              <w:proofErr w:type="gramEnd"/>
+                              <w:r>
+                                <w:rPr>
+                                  <w:caps/>
+                                  <w:color w:val="4F81BD" w:themeColor="accent1"/>
+                                </w:rPr>
+                                <w:t xml:space="preserve"> </w:t>
+                              </w:r>
+                            </w:sdtContent>
+                          </w:sdt>
+                        </w:p>
+                        <w:p>
+                          <w:pPr>
+                            <w:pStyle w:val="NoSpacing"/>
+                            <w:jc w:val="center"/>
+                            <w:rPr>
+                              <w:color w:val="4F81BD" w:themeColor="accent1"/>
+                            </w:rPr>
+                          </w:pPr>
+                          <w:sdt>
+                            <w:sdtPr>
+                              <w:rPr>
+                                <w:color w:val="4F81BD" w:themeColor="accent1"/>
+                              </w:rPr>
+                              <w:alias w:val="Address"/>
+                              <w:tag w:val=""/>
+                              <w:id w:val="-726379553"/>
+                              <w:showingPlcHdr/>
+                              <w:dataBinding w:prefixMappings="xmlns:ns0='http://schemas.microsoft.com/office/2006/coverPageProps' " w:xpath="/ns0:CoverPageProperties[1]/ns0:CompanyAddress[1]" w:storeItemID="{55AF091B-3C7A-41E3-B477-F2FDAA23CFDA}"/>
+                              <w:text/>
+                            </w:sdtPr>
+                            <w:sdtContent>
+                              <w:r>
+                                <w:rPr>
+                                  <w:color w:val="4F81BD" w:themeColor="accent1"/>
+                                </w:rPr>
+                                <w:t xml:space="preserve">     </w:t>
+                              </w:r>
+                            </w:sdtContent>
+                          </w:sdt>
+                        </w:p>
+                      </w:txbxContent>
+                    </v:textbox>
+                    <w10:wrap anchorx="margin" anchory="page"/>
+                  </v:shape>
+                </w:pict>
+              </mc:Fallback>
+            </mc:AlternateContent>
+          </w:r>
+          <w:r>
+            <w:rPr>
+              <w:noProof/>
+              <w:color w:val="4F81BD" w:themeColor="accent1"/>
+            </w:rPr>
+            <w:drawing>
+              <wp:inline distT="0" distB="0" distL="0" distR="0" wp14:anchorId="0CC669DD" wp14:editId="32D7ECF2">
+                <wp:extent cx="758952" cy="478932"/>
+                <wp:effectExtent l="0" t="0" r="3175" b="0"/>
+                <wp:docPr id="144" name="Picture 147"/>
+                <wp:cNvGraphicFramePr>
+                  <a:graphicFrameLocks xmlns:a="http://schemas.openxmlformats.org/drawingml/2006/main" noChangeAspect="1"/>
+                </wp:cNvGraphicFramePr>
+                <a:graphic xmlns:a="http://schemas.openxmlformats.org/drawingml/2006/main">
+                  <a:graphicData uri="http://schemas.openxmlformats.org/drawingml/2006/picture">
+                    <pic:pic xmlns:pic="http://schemas.openxmlformats.org/drawingml/2006/picture">
+                      <pic:nvPicPr>
+                        <pic:cNvPr id="9" name="roco bottom.png"/>
+                        <pic:cNvPicPr/>
+                      </pic:nvPicPr>
+                      <pic:blipFill>
+                        <a:blip r:embed="rId8" cstate="print">
+                          <a:duotone>
+                            <a:schemeClr val="accent1">
+                              <a:shade val="45000"/>
+                              <a:satMod val="135000"/>
+                            </a:schemeClr>
+                            <a:prstClr val="white"/>
+                          </a:duotone>
+                          <a:extLst>
+                            <a:ext uri="{28A0092B-C50C-407E-A947-70E740481C1C}">
+                              <a14:useLocalDpi xmlns:a14="http://schemas.microsoft.com/office/drawing/2010/main" val="0"/>
+                            </a:ext>
+                          </a:extLst>
+                        </a:blip>
+                        <a:stretch>
+                          <a:fillRect/>
+                        </a:stretch>
+                      </pic:blipFill>
+                      <pic:spPr>
+                        <a:xfrm>
+                          <a:off x="0" y="0"/>
+                          <a:ext cx="758952" cy="478932"/>
+                        </a:xfrm>
+                        <a:prstGeom prst="rect">
+                          <a:avLst/>
+                        </a:prstGeom>
+                      </pic:spPr>
+                    </pic:pic>
+                  </a:graphicData>
+                </a:graphic>
+              </wp:inline>
+            </w:drawing>
+          </w:r>
+        </w:p>
+        <w:p>
+          <w:pPr>
+            <w:rPr>
+              <w:rFonts w:ascii="Times New Roman"/>
+              <w:sz w:val="20"/>
+            </w:rPr>
+          </w:pPr>
+          <w:r>
+            <w:rPr>
+              <w:noProof/>
+            </w:rPr>
+            <w:drawing>
+              <wp:inline distT="0" distB="0" distL="0" distR="0" wp14:anchorId="0837FE41" wp14:editId="46E09353">
+                <wp:extent cx="6663690" cy="1649730"/>
+                <wp:effectExtent l="0" t="0" r="3810" b="7620"/>
+                <wp:docPr id="162982981" name="Picture 35"/>
+                <wp:cNvGraphicFramePr>
+                  <a:graphicFrameLocks xmlns:a="http://schemas.openxmlformats.org/drawingml/2006/main" noChangeAspect="1"/>
+                </wp:cNvGraphicFramePr>
+                <a:graphic xmlns:a="http://schemas.openxmlformats.org/drawingml/2006/main">
+                  <a:graphicData uri="http://schemas.openxmlformats.org/drawingml/2006/picture">
+                    <pic:pic xmlns:pic="http://schemas.openxmlformats.org/drawingml/2006/picture">
+                      <pic:nvPicPr>
+                        <pic:cNvPr id="0" name="Picture 1"/>
+                        <pic:cNvPicPr>
+                          <a:picLocks noChangeAspect="1" noChangeArrowheads="1"/>
+                        </pic:cNvPicPr>
+                      </pic:nvPicPr>
+                      <pic:blipFill>
+                        <a:blip r:embed="rId9" cstate="print">
+                          <a:extLst>
+                            <a:ext uri="{28A0092B-C50C-407E-A947-70E740481C1C}">
+                              <a14:useLocalDpi xmlns:a14="http://schemas.microsoft.com/office/drawing/2010/main" val="0"/>
+                            </a:ext>
+                          </a:extLst>
+                        </a:blip>
+                        <a:srcRect/>
+                        <a:stretch>
+                          <a:fillRect/>
+                        </a:stretch>
+                      </pic:blipFill>
+                      <pic:spPr bwMode="auto">
+                        <a:xfrm>
+                          <a:off x="0" y="0"/>
+                          <a:ext cx="6663690" cy="1649730"/>
+                        </a:xfrm>
+                        <a:prstGeom prst="rect">
+                          <a:avLst/>
+                        </a:prstGeom>
+                        <a:noFill/>
+                        <a:ln>
+                          <a:noFill/>
+                        </a:ln>
+                      </pic:spPr>
+                    </pic:pic>
+                  </a:graphicData>
+                </a:graphic>
+              </wp:inline>
+            </w:drawing>
+          </w:r>
+          <w:r>
+            <w:rPr>
+              <w:rFonts w:ascii="Times New Roman"/>
+              <w:sz w:val="20"/>
+            </w:rPr>
+            <w:br w:type="page"/>
+          </w:r>
+        </w:p>
+      </w:sdtContent>
+    </w:sdt>
     <w:p>
       <w:pPr>
         <w:ind w:left="142"/>
@@ -16,10 +706,11 @@
           <w:noProof/>
           <w:sz w:val="20"/>
         </w:rPr>
+        <w:lastRenderedPageBreak/>
         <mc:AlternateContent>
           <mc:Choice Requires="wps">
             <w:drawing>
-              <wp:anchor distT="0" distB="0" distL="0" distR="0" simplePos="0" relativeHeight="487476224" behindDoc="1" locked="0" layoutInCell="1" allowOverlap="1" wp14:anchorId="5EFBB490" wp14:editId="794AED92">
+              <wp:anchor distT="0" distB="0" distL="0" distR="0" simplePos="0" relativeHeight="251650560" behindDoc="1" locked="0" layoutInCell="1" allowOverlap="1" wp14:anchorId="5EFBB490" wp14:editId="43707819">
                 <wp:simplePos x="0" y="0"/>
                 <wp:positionH relativeFrom="page">
                   <wp:posOffset>0</wp:posOffset>
@@ -90,7 +781,7 @@
           </mc:Choice>
           <mc:Fallback>
             <w:pict>
-              <v:shape w14:anchorId="679ADBC7" id="Graphic 1" o:spid="_x0000_s1026" style="position:absolute;margin-left:0;margin-top:0;width:595.3pt;height:841.9pt;z-index:-15840256;visibility:visible;mso-wrap-style:square;mso-wrap-distance-left:0;mso-wrap-distance-top:0;mso-wrap-distance-right:0;mso-wrap-distance-bottom:0;mso-position-horizontal:absolute;mso-position-horizontal-relative:page;mso-position-vertical:absolute;mso-position-vertical-relative:page;v-text-anchor:top" coordsize="7560309,10692130" o:gfxdata="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" path="m7559999,10691999l,10691999,,,7559999,r,10691999xe" fillcolor="#f4f6f6" stroked="f">
+              <v:shape w14:anchorId="3D7A87E3" id="Graphic 1" o:spid="_x0000_s1026" style="position:absolute;margin-left:0;margin-top:0;width:595.3pt;height:841.9pt;z-index:-251665920;visibility:visible;mso-wrap-style:square;mso-wrap-distance-left:0;mso-wrap-distance-top:0;mso-wrap-distance-right:0;mso-wrap-distance-bottom:0;mso-position-horizontal:absolute;mso-position-horizontal-relative:page;mso-position-vertical:absolute;mso-position-vertical-relative:page;v-text-anchor:top" coordsize="7560309,10692130" o:gfxdata="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" path="m7559999,10691999l,10691999,,,7559999,r,10691999xe" fillcolor="#f4f6f6" stroked="f">
                 <v:path arrowok="t"/>
                 <w10:wrap anchorx="page" anchory="page"/>
               </v:shape>
@@ -481,18 +1172,14 @@
           </mc:Choice>
           <mc:Fallback>
             <w:pict>
-              <v:group w14:anchorId="4A890482" id="Group 2" o:spid="_x0000_s1026" style="width:510.25pt;height:112.25pt;mso-position-horizontal-relative:char;mso-position-vertical-relative:line" coordsize="64801,14255" o:gfxdata="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">
-                <v:shape id="Graphic 3" o:spid="_x0000_s1027" style="position:absolute;width:64801;height:14255;visibility:visible;mso-wrap-style:square;v-text-anchor:top" coordsize="6480175,1425575" o:gfxdata="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" path="m6480000,1425575l,1425575,,,6480000,r,1425575xe" fillcolor="#1a2a4b" stroked="f">
+              <v:group w14:anchorId="4A890482" id="Group 2" o:spid="_x0000_s1027" style="width:510.25pt;height:112.25pt;mso-position-horizontal-relative:char;mso-position-vertical-relative:line" coordsize="64801,14255" o:gfxdata="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">
+                <v:shape id="Graphic 3" o:spid="_x0000_s1028" style="position:absolute;width:64801;height:14255;visibility:visible;mso-wrap-style:square;v-text-anchor:top" coordsize="6480175,1425575" o:gfxdata="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" path="m6480000,1425575l,1425575,,,6480000,r,1425575xe" fillcolor="#1a2a4b" stroked="f">
                   <v:path arrowok="t"/>
                 </v:shape>
-                <v:shape id="Graphic 4" o:spid="_x0000_s1028" style="position:absolute;top:13779;width:64801;height:476;visibility:visible;mso-wrap-style:square;v-text-anchor:top" coordsize="6480175,47625" o:gfxdata="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" path="m6480000,47625l,47625,,,6480000,r,47625xe" fillcolor="#4990e2" stroked="f">
+                <v:shape id="Graphic 4" o:spid="_x0000_s1029" style="position:absolute;top:13779;width:64801;height:476;visibility:visible;mso-wrap-style:square;v-text-anchor:top" coordsize="6480175,47625" o:gfxdata="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" path="m6480000,47625l,47625,,,6480000,r,47625xe" fillcolor="#4990e2" stroked="f">
                   <v:path arrowok="t"/>
                 </v:shape>
-                <v:shapetype id="_x0000_t202" coordsize="21600,21600" o:spt="202" path="m,l,21600r21600,l21600,xe">
-                  <v:stroke joinstyle="miter"/>
-                  <v:path gradientshapeok="t" o:connecttype="rect"/>
-                </v:shapetype>
-                <v:shape id="Textbox 5" o:spid="_x0000_s1029" type="#_x0000_t202" style="position:absolute;width:64801;height:13779;visibility:visible;mso-wrap-style:square;v-text-anchor:top" o:gfxdata="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" filled="f" stroked="f">
+                <v:shape id="Textbox 5" o:spid="_x0000_s1030" type="#_x0000_t202" style="position:absolute;width:64801;height:13779;visibility:visible;mso-wrap-style:square;v-text-anchor:top" o:gfxdata="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" filled="f" stroked="f">
                   <v:textbox inset="0,0,0,0">
                     <w:txbxContent>
                       <w:p>
@@ -756,7 +1443,7 @@
         <mc:AlternateContent>
           <mc:Choice Requires="wpg">
             <w:drawing>
-              <wp:anchor distT="0" distB="0" distL="0" distR="0" simplePos="0" relativeHeight="487588352" behindDoc="1" locked="0" layoutInCell="1" allowOverlap="1" wp14:anchorId="6A117892" wp14:editId="3B4B7A97">
+              <wp:anchor distT="0" distB="0" distL="0" distR="0" simplePos="0" relativeHeight="251651584" behindDoc="1" locked="0" layoutInCell="1" allowOverlap="1" wp14:anchorId="6A117892" wp14:editId="514B3A46">
                 <wp:simplePos x="0" y="0"/>
                 <wp:positionH relativeFrom="page">
                   <wp:posOffset>730500</wp:posOffset>
@@ -1624,14 +2311,14 @@
           </mc:Choice>
           <mc:Fallback>
             <w:pict>
-              <v:group w14:anchorId="6A117892" id="Group 6" o:spid="_x0000_s1030" style="position:absolute;margin-left:57.5pt;margin-top:13.15pt;width:480.25pt;height:270.85pt;z-index:-15728128;mso-wrap-distance-left:0;mso-wrap-distance-right:0;mso-position-horizontal-relative:page;mso-position-vertical-relative:text" coordsize="60991,34397" o:gfxdata="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">
-                <v:shape id="Graphic 7" o:spid="_x0000_s1031" style="position:absolute;width:60991;height:34397;visibility:visible;mso-wrap-style:square;v-text-anchor:top" coordsize="6099175,3439795" o:gfxdata="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" path="m6022800,3439795r-5946600,l46612,3433782,22383,3417411,6012,3393182,,3363595,,76200,6012,46612,22383,22383,46612,6012,76200,,6022800,r29587,6012l6076616,22383r16371,24229l6099000,76200r,3287395l6092987,3393182r-16371,24229l6052387,3433782r-29587,6013xe" stroked="f">
+              <v:group w14:anchorId="6A117892" id="Group 6" o:spid="_x0000_s1031" style="position:absolute;margin-left:57.5pt;margin-top:13.15pt;width:480.25pt;height:270.85pt;z-index:-251664896;mso-wrap-distance-left:0;mso-wrap-distance-right:0;mso-position-horizontal-relative:page;mso-position-vertical-relative:text" coordsize="60991,34397" o:gfxdata="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">
+                <v:shape id="Graphic 7" o:spid="_x0000_s1032" style="position:absolute;width:60991;height:34397;visibility:visible;mso-wrap-style:square;v-text-anchor:top" coordsize="6099175,3439795" o:gfxdata="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" path="m6022800,3439795r-5946600,l46612,3433782,22383,3417411,6012,3393182,,3363595,,76200,6012,46612,22383,22383,46612,6012,76200,,6022800,r29587,6012l6076616,22383r16371,24229l6099000,76200r,3287395l6092987,3393182r-16371,24229l6052387,3433782r-29587,6013xe" stroked="f">
                   <v:path arrowok="t"/>
                 </v:shape>
-                <v:shape id="Graphic 8" o:spid="_x0000_s1032" style="position:absolute;left:1905;top:7810;width:57181;height:191;visibility:visible;mso-wrap-style:square;v-text-anchor:top" coordsize="5718175,19050" o:gfxdata="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" path="m5718000,19050l,19050,,,5718000,r,19050xe" fillcolor="#cad4e1" stroked="f">
+                <v:shape id="Graphic 8" o:spid="_x0000_s1033" style="position:absolute;left:1905;top:7810;width:57181;height:191;visibility:visible;mso-wrap-style:square;v-text-anchor:top" coordsize="5718175,19050" o:gfxdata="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" path="m5718000,19050l,19050,,,5718000,r,19050xe" fillcolor="#cad4e1" stroked="f">
                   <v:path arrowok="t"/>
                 </v:shape>
-                <v:shape id="Textbox 9" o:spid="_x0000_s1033" type="#_x0000_t202" style="position:absolute;left:1904;top:4857;width:20320;height:1905;visibility:visible;mso-wrap-style:square;v-text-anchor:top" o:gfxdata="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" filled="f" stroked="f">
+                <v:shape id="Textbox 9" o:spid="_x0000_s1034" type="#_x0000_t202" style="position:absolute;left:1904;top:4857;width:20320;height:1905;visibility:visible;mso-wrap-style:square;v-text-anchor:top" o:gfxdata="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" filled="f" stroked="f">
                   <v:textbox inset="0,0,0,0">
                     <w:txbxContent>
                       <w:p>
@@ -1697,7 +2384,7 @@
                     </w:txbxContent>
                   </v:textbox>
                 </v:shape>
-                <v:shape id="Textbox 10" o:spid="_x0000_s1034" type="#_x0000_t202" style="position:absolute;left:1904;top:10001;width:56846;height:20675;visibility:visible;mso-wrap-style:square;v-text-anchor:top" o:gfxdata="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" filled="f" stroked="f">
+                <v:shape id="Textbox 10" o:spid="_x0000_s1035" type="#_x0000_t202" style="position:absolute;left:1904;top:10001;width:56846;height:20675;visibility:visible;mso-wrap-style:square;v-text-anchor:top" o:gfxdata="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" filled="f" stroked="f">
                   <v:textbox inset="0,0,0,0">
                     <w:txbxContent>
                       <w:p>
@@ -2309,7 +2996,7 @@
         <mc:AlternateContent>
           <mc:Choice Requires="wpg">
             <w:drawing>
-              <wp:anchor distT="0" distB="0" distL="0" distR="0" simplePos="0" relativeHeight="487588864" behindDoc="1" locked="0" layoutInCell="1" allowOverlap="1" wp14:anchorId="59AACEDE" wp14:editId="08CEF697">
+              <wp:anchor distT="0" distB="0" distL="0" distR="0" simplePos="0" relativeHeight="251652608" behindDoc="1" locked="0" layoutInCell="1" allowOverlap="1" wp14:anchorId="59AACEDE" wp14:editId="4E076B37">
                 <wp:simplePos x="0" y="0"/>
                 <wp:positionH relativeFrom="page">
                   <wp:posOffset>730500</wp:posOffset>
@@ -3076,14 +3763,14 @@
           </mc:Choice>
           <mc:Fallback>
             <w:pict>
-              <v:group w14:anchorId="59AACEDE" id="Group 11" o:spid="_x0000_s1035" style="position:absolute;margin-left:57.5pt;margin-top:299pt;width:480.25pt;height:261.15pt;z-index:-15727616;mso-wrap-distance-left:0;mso-wrap-distance-right:0;mso-position-horizontal-relative:page;mso-position-vertical-relative:text" coordsize="60991,33166" o:gfxdata="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">
-                <v:shape id="Graphic 12" o:spid="_x0000_s1036" style="position:absolute;width:60991;height:33166;visibility:visible;mso-wrap-style:square;v-text-anchor:top" coordsize="6099175,3316604" o:gfxdata="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" path="m6022800,3316570r-5946600,l46612,3310558,22383,3294187,6012,3269958,,3240370,,76200,6012,46612,22383,22383,46612,6012,76200,,6022800,r29587,6012l6076616,22383r16371,24229l6099000,76200r,3164170l6092987,3269958r-16371,24229l6052387,3310558r-29587,6012xe" stroked="f">
+              <v:group w14:anchorId="59AACEDE" id="Group 11" o:spid="_x0000_s1036" style="position:absolute;margin-left:57.5pt;margin-top:299pt;width:480.25pt;height:261.15pt;z-index:-251663872;mso-wrap-distance-left:0;mso-wrap-distance-right:0;mso-position-horizontal-relative:page;mso-position-vertical-relative:text" coordsize="60991,33166" o:gfxdata="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">
+                <v:shape id="Graphic 12" o:spid="_x0000_s1037" style="position:absolute;width:60991;height:33166;visibility:visible;mso-wrap-style:square;v-text-anchor:top" coordsize="6099175,3316604" o:gfxdata="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" path="m6022800,3316570r-5946600,l46612,3310558,22383,3294187,6012,3269958,,3240370,,76200,6012,46612,22383,22383,46612,6012,76200,,6022800,r29587,6012l6076616,22383r16371,24229l6099000,76200r,3164170l6092987,3269958r-16371,24229l6052387,3310558r-29587,6012xe" stroked="f">
                   <v:path arrowok="t"/>
                 </v:shape>
-                <v:shape id="Graphic 13" o:spid="_x0000_s1037" style="position:absolute;left:1905;top:7810;width:57181;height:191;visibility:visible;mso-wrap-style:square;v-text-anchor:top" coordsize="5718175,19050" o:gfxdata="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" path="m5718000,19050l,19050,,,5718000,r,19050xe" fillcolor="#cad4e1" stroked="f">
+                <v:shape id="Graphic 13" o:spid="_x0000_s1038" style="position:absolute;left:1905;top:7810;width:57181;height:191;visibility:visible;mso-wrap-style:square;v-text-anchor:top" coordsize="5718175,19050" o:gfxdata="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" path="m5718000,19050l,19050,,,5718000,r,19050xe" fillcolor="#cad4e1" stroked="f">
                   <v:path arrowok="t"/>
                 </v:shape>
-                <v:shape id="Textbox 14" o:spid="_x0000_s1038" type="#_x0000_t202" style="position:absolute;left:1904;top:4857;width:22238;height:1905;visibility:visible;mso-wrap-style:square;v-text-anchor:top" o:gfxdata="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" filled="f" stroked="f">
+                <v:shape id="Textbox 14" o:spid="_x0000_s1039" type="#_x0000_t202" style="position:absolute;left:1904;top:4857;width:22238;height:1905;visibility:visible;mso-wrap-style:square;v-text-anchor:top" o:gfxdata="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" filled="f" stroked="f">
                   <v:textbox inset="0,0,0,0">
                     <w:txbxContent>
                       <w:p>
@@ -3149,7 +3836,7 @@
                     </w:txbxContent>
                   </v:textbox>
                 </v:shape>
-                <v:shape id="Textbox 15" o:spid="_x0000_s1039" type="#_x0000_t202" style="position:absolute;left:1904;top:10001;width:55607;height:19475;visibility:visible;mso-wrap-style:square;v-text-anchor:top" o:gfxdata="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" filled="f" stroked="f">
+                <v:shape id="Textbox 15" o:spid="_x0000_s1040" type="#_x0000_t202" style="position:absolute;left:1904;top:10001;width:55607;height:19475;visibility:visible;mso-wrap-style:square;v-text-anchor:top" o:gfxdata="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" filled="f" stroked="f">
                   <v:textbox inset="0,0,0,0">
                     <w:txbxContent>
                       <w:p>
@@ -3673,7 +4360,10 @@
           <w:type w:val="continuous"/>
           <w:pgSz w:w="11910" w:h="16840"/>
           <w:pgMar w:top="840" w:right="708" w:bottom="280" w:left="708" w:header="720" w:footer="720" w:gutter="0"/>
+          <w:pgNumType w:start="0"/>
           <w:cols w:space="720"/>
+          <w:titlePg/>
+          <w:docGrid w:linePitch="299"/>
         </w:sectPr>
       </w:pPr>
     </w:p>
@@ -3689,7 +4379,7 @@
         <mc:AlternateContent>
           <mc:Choice Requires="wps">
             <w:drawing>
-              <wp:anchor distT="0" distB="0" distL="0" distR="0" simplePos="0" relativeHeight="487478272" behindDoc="1" locked="0" layoutInCell="1" allowOverlap="1" wp14:anchorId="06D6AD77" wp14:editId="74C960F4">
+              <wp:anchor distT="0" distB="0" distL="0" distR="0" simplePos="0" relativeHeight="487477248" behindDoc="1" locked="0" layoutInCell="1" allowOverlap="1" wp14:anchorId="06D6AD77" wp14:editId="4CBC1CFD">
                 <wp:simplePos x="0" y="0"/>
                 <wp:positionH relativeFrom="page">
                   <wp:posOffset>0</wp:posOffset>
@@ -3760,7 +4450,7 @@
           </mc:Choice>
           <mc:Fallback>
             <w:pict>
-              <v:shape w14:anchorId="2D56F624" id="Graphic 16" o:spid="_x0000_s1026" style="position:absolute;margin-left:0;margin-top:0;width:595.3pt;height:841.9pt;z-index:-15838208;visibility:visible;mso-wrap-style:square;mso-wrap-distance-left:0;mso-wrap-distance-top:0;mso-wrap-distance-right:0;mso-wrap-distance-bottom:0;mso-position-horizontal:absolute;mso-position-horizontal-relative:page;mso-position-vertical:absolute;mso-position-vertical-relative:page;v-text-anchor:top" coordsize="7560309,10692130" o:gfxdata="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" path="m7559999,10691999l,10691999,,,7559999,r,10691999xe" fillcolor="#f4f6f6" stroked="f">
+              <v:shape w14:anchorId="47389428" id="Graphic 16" o:spid="_x0000_s1026" style="position:absolute;margin-left:0;margin-top:0;width:595.3pt;height:841.9pt;z-index:-15839232;visibility:visible;mso-wrap-style:square;mso-wrap-distance-left:0;mso-wrap-distance-top:0;mso-wrap-distance-right:0;mso-wrap-distance-bottom:0;mso-position-horizontal:absolute;mso-position-horizontal-relative:page;mso-position-vertical:absolute;mso-position-vertical-relative:page;v-text-anchor:top" coordsize="7560309,10692130" o:gfxdata="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" path="m7559999,10691999l,10691999,,,7559999,r,10691999xe" fillcolor="#f4f6f6" stroked="f">
                 <v:path arrowok="t"/>
                 <w10:wrap anchorx="page" anchory="page"/>
               </v:shape>
@@ -3837,7 +4527,7 @@
         <mc:AlternateContent>
           <mc:Choice Requires="wps">
             <w:drawing>
-              <wp:anchor distT="0" distB="0" distL="0" distR="0" simplePos="0" relativeHeight="487589888" behindDoc="1" locked="0" layoutInCell="1" allowOverlap="1" wp14:anchorId="6C996FB7" wp14:editId="555FC214">
+              <wp:anchor distT="0" distB="0" distL="0" distR="0" simplePos="0" relativeHeight="487588864" behindDoc="1" locked="0" layoutInCell="1" allowOverlap="1" wp14:anchorId="6C996FB7" wp14:editId="0DA90A61">
                 <wp:simplePos x="0" y="0"/>
                 <wp:positionH relativeFrom="page">
                   <wp:posOffset>730500</wp:posOffset>
@@ -3908,7 +4598,7 @@
           </mc:Choice>
           <mc:Fallback>
             <w:pict>
-              <v:shape w14:anchorId="06B237A8" id="Graphic 17" o:spid="_x0000_s1026" style="position:absolute;margin-left:57.5pt;margin-top:9.15pt;width:480.25pt;height:1.5pt;z-index:-15726592;visibility:visible;mso-wrap-style:square;mso-wrap-distance-left:0;mso-wrap-distance-top:0;mso-wrap-distance-right:0;mso-wrap-distance-bottom:0;mso-position-horizontal:absolute;mso-position-horizontal-relative:page;mso-position-vertical:absolute;mso-position-vertical-relative:text;v-text-anchor:top" coordsize="6099175,19050" o:gfxdata="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" path="m6099000,19050l,19050,,,6099000,r,19050xe" fillcolor="#cad4e1" stroked="f">
+              <v:shape w14:anchorId="0F1CC584" id="Graphic 17" o:spid="_x0000_s1026" style="position:absolute;margin-left:57.5pt;margin-top:9.15pt;width:480.25pt;height:1.5pt;z-index:-15727616;visibility:visible;mso-wrap-style:square;mso-wrap-distance-left:0;mso-wrap-distance-top:0;mso-wrap-distance-right:0;mso-wrap-distance-bottom:0;mso-position-horizontal:absolute;mso-position-horizontal-relative:page;mso-position-vertical:absolute;mso-position-vertical-relative:text;v-text-anchor:top" coordsize="6099175,19050" o:gfxdata="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" path="m6099000,19050l,19050,,,6099000,r,19050xe" fillcolor="#cad4e1" stroked="f">
                 <v:path arrowok="t"/>
                 <w10:wrap type="topAndBottom" anchorx="page"/>
               </v:shape>
@@ -3926,7 +4616,7 @@
         <mc:AlternateContent>
           <mc:Choice Requires="wpg">
             <w:drawing>
-              <wp:anchor distT="0" distB="0" distL="0" distR="0" simplePos="0" relativeHeight="487590400" behindDoc="1" locked="0" layoutInCell="1" allowOverlap="1" wp14:anchorId="55A56A2E" wp14:editId="45E75CA6">
+              <wp:anchor distT="0" distB="0" distL="0" distR="0" simplePos="0" relativeHeight="487589376" behindDoc="1" locked="0" layoutInCell="1" allowOverlap="1" wp14:anchorId="55A56A2E" wp14:editId="28FFE635">
                 <wp:simplePos x="0" y="0"/>
                 <wp:positionH relativeFrom="page">
                   <wp:posOffset>730500</wp:posOffset>
@@ -4884,14 +5574,14 @@
           </mc:Choice>
           <mc:Fallback>
             <w:pict>
-              <v:group w14:anchorId="55A56A2E" id="Group 18" o:spid="_x0000_s1040" style="position:absolute;margin-left:57.5pt;margin-top:23.1pt;width:480.25pt;height:230.55pt;z-index:-15726080;mso-wrap-distance-left:0;mso-wrap-distance-right:0;mso-position-horizontal-relative:page;mso-position-vertical-relative:text" coordsize="60991,29279" o:gfxdata="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">
-                <v:shape id="Graphic 19" o:spid="_x0000_s1041" style="position:absolute;width:60991;height:29279;visibility:visible;mso-wrap-style:square;v-text-anchor:top" coordsize="6099175,2927985" o:gfxdata="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" path="m6041850,2927968r-5984700,l34959,2923458,16787,2911180,4509,2893008,,2870818,,57150,4509,34959,16787,16787,34959,4509,57150,,6041850,r22190,4509l6082212,16787r12278,18172l6099000,57150r,2813668l6094490,2893008r-12278,18172l6064040,2923458r-22190,4510xe" stroked="f">
+              <v:group w14:anchorId="55A56A2E" id="Group 18" o:spid="_x0000_s1041" style="position:absolute;margin-left:57.5pt;margin-top:23.1pt;width:480.25pt;height:230.55pt;z-index:-15727104;mso-wrap-distance-left:0;mso-wrap-distance-right:0;mso-position-horizontal-relative:page;mso-position-vertical-relative:text" coordsize="60991,29279" o:gfxdata="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">
+                <v:shape id="Graphic 19" o:spid="_x0000_s1042" style="position:absolute;width:60991;height:29279;visibility:visible;mso-wrap-style:square;v-text-anchor:top" coordsize="6099175,2927985" o:gfxdata="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" path="m6041850,2927968r-5984700,l34959,2923458,16787,2911180,4509,2893008,,2870818,,57150,4509,34959,16787,16787,34959,4509,57150,,6041850,r22190,4509l6082212,16787r12278,18172l6099000,57150r,2813668l6094490,2893008r-12278,18172l6064040,2923458r-22190,4510xe" stroked="f">
                   <v:path arrowok="t"/>
                 </v:shape>
-                <v:shape id="Graphic 20" o:spid="_x0000_s1042" style="position:absolute;width:38849;height:29279;visibility:visible;mso-wrap-style:square;v-text-anchor:top" coordsize="3884929,2927985" o:gfxdata="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" path="m57150,l34963,4521,16789,16789,4508,34963,,57150,,2870822r4508,22187l16789,2911183r18174,12280l57150,2927972,57150,xem3884371,257657r-9017,-44374l3850792,176936r-36347,-24562l3770071,143357r-176403,l3549281,152374r-36347,24562l3488385,213283r-9017,44374l3479368,269087r9017,44387l3512934,349808r36347,24562l3593668,383387r176403,l3814445,374370r36347,-24562l3875354,313474r9017,-44387l3884371,257657xe" fillcolor="#d8524f" stroked="f">
+                <v:shape id="Graphic 20" o:spid="_x0000_s1043" style="position:absolute;width:38849;height:29279;visibility:visible;mso-wrap-style:square;v-text-anchor:top" coordsize="3884929,2927985" o:gfxdata="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" path="m57150,l34963,4521,16789,16789,4508,34963,,57150,,2870822r4508,22187l16789,2911183r18174,12280l57150,2927972,57150,xem3884371,257657r-9017,-44374l3850792,176936r-36347,-24562l3770071,143357r-176403,l3549281,152374r-36347,24562l3488385,213283r-9017,44374l3479368,269087r9017,44387l3512934,349808r36347,24562l3593668,383387r176403,l3814445,374370r36347,-24562l3875354,313474r9017,-44387l3884371,257657xe" fillcolor="#d8524f" stroked="f">
                   <v:path arrowok="t"/>
                 </v:shape>
-                <v:shape id="Textbox 21" o:spid="_x0000_s1043" type="#_x0000_t202" style="position:absolute;width:60991;height:29279;visibility:visible;mso-wrap-style:square;v-text-anchor:top" o:gfxdata="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" filled="f" stroked="f">
+                <v:shape id="Textbox 21" o:spid="_x0000_s1044" type="#_x0000_t202" style="position:absolute;width:60991;height:29279;visibility:visible;mso-wrap-style:square;v-text-anchor:top" o:gfxdata="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" filled="f" stroked="f">
                   <v:textbox inset="0,0,0,0">
                     <w:txbxContent>
                       <w:p>
@@ -5590,7 +6280,7 @@
         <mc:AlternateContent>
           <mc:Choice Requires="wpg">
             <w:drawing>
-              <wp:anchor distT="0" distB="0" distL="0" distR="0" simplePos="0" relativeHeight="487590912" behindDoc="1" locked="0" layoutInCell="1" allowOverlap="1" wp14:anchorId="57DA2265" wp14:editId="66667194">
+              <wp:anchor distT="0" distB="0" distL="0" distR="0" simplePos="0" relativeHeight="487589888" behindDoc="1" locked="0" layoutInCell="1" allowOverlap="1" wp14:anchorId="57DA2265" wp14:editId="7C2F5737">
                 <wp:simplePos x="0" y="0"/>
                 <wp:positionH relativeFrom="page">
                   <wp:posOffset>730500</wp:posOffset>
@@ -6707,14 +7397,14 @@
           </mc:Choice>
           <mc:Fallback>
             <w:pict>
-              <v:group w14:anchorId="57DA2265" id="Group 22" o:spid="_x0000_s1044" style="position:absolute;margin-left:57.5pt;margin-top:264.85pt;width:480.25pt;height:248.15pt;z-index:-15725568;mso-wrap-distance-left:0;mso-wrap-distance-right:0;mso-position-horizontal-relative:page;mso-position-vertical-relative:text" coordsize="60991,31515" o:gfxdata="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">
-                <v:shape id="Graphic 23" o:spid="_x0000_s1045" style="position:absolute;width:60991;height:31515;visibility:visible;mso-wrap-style:square;v-text-anchor:top" coordsize="6099175,3151505" o:gfxdata="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" path="m6041850,3151488r-5984700,l34959,3146978,16787,3134700,4509,3116528,,3094338,,57150,4509,34959,16787,16787,34959,4509,57150,,6041850,r22190,4509l6082212,16787r12278,18172l6099000,57150r,3037188l6094490,3116528r-12278,18172l6064040,3146978r-22190,4510xe" stroked="f">
+              <v:group w14:anchorId="57DA2265" id="Group 22" o:spid="_x0000_s1045" style="position:absolute;margin-left:57.5pt;margin-top:264.85pt;width:480.25pt;height:248.15pt;z-index:-15726592;mso-wrap-distance-left:0;mso-wrap-distance-right:0;mso-position-horizontal-relative:page;mso-position-vertical-relative:text" coordsize="60991,31515" o:gfxdata="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">
+                <v:shape id="Graphic 23" o:spid="_x0000_s1046" style="position:absolute;width:60991;height:31515;visibility:visible;mso-wrap-style:square;v-text-anchor:top" coordsize="6099175,3151505" o:gfxdata="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" path="m6041850,3151488r-5984700,l34959,3146978,16787,3134700,4509,3116528,,3094338,,57150,4509,34959,16787,16787,34959,4509,57150,,6041850,r22190,4509l6082212,16787r12278,18172l6099000,57150r,3037188l6094490,3116528r-12278,18172l6064040,3146978r-22190,4510xe" stroked="f">
                   <v:path arrowok="t"/>
                 </v:shape>
-                <v:shape id="Graphic 24" o:spid="_x0000_s1046" style="position:absolute;width:34086;height:31515;visibility:visible;mso-wrap-style:square;v-text-anchor:top" coordsize="3408679,3151505" o:gfxdata="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" path="m57150,l34963,4508,16789,16789,4508,34963,,57150,,3094342r4508,22187l16789,3134703r18174,12280l57150,3151492,57150,xem3408248,257657r-9017,-44386l3374669,176936r-36335,-24562l3293948,143357r-355626,l2893949,152374r-36348,24562l2833039,213271r-9017,44386l2824022,269087r9017,44374l2857601,349808r36348,24562l2938322,383387r355626,l3338334,374370r36335,-24562l3399231,313461r9017,-44374l3408248,257657xe" fillcolor="#efac4d" stroked="f">
+                <v:shape id="Graphic 24" o:spid="_x0000_s1047" style="position:absolute;width:34086;height:31515;visibility:visible;mso-wrap-style:square;v-text-anchor:top" coordsize="3408679,3151505" o:gfxdata="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" path="m57150,l34963,4508,16789,16789,4508,34963,,57150,,3094342r4508,22187l16789,3134703r18174,12280l57150,3151492,57150,xem3408248,257657r-9017,-44386l3374669,176936r-36335,-24562l3293948,143357r-355626,l2893949,152374r-36348,24562l2833039,213271r-9017,44386l2824022,269087r9017,44374l2857601,349808r36348,24562l2938322,383387r355626,l3338334,374370r36335,-24562l3399231,313461r9017,-44374l3408248,257657xe" fillcolor="#efac4d" stroked="f">
                   <v:path arrowok="t"/>
                 </v:shape>
-                <v:shape id="Textbox 25" o:spid="_x0000_s1047" type="#_x0000_t202" style="position:absolute;width:60991;height:31515;visibility:visible;mso-wrap-style:square;v-text-anchor:top" o:gfxdata="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" filled="f" stroked="f">
+                <v:shape id="Textbox 25" o:spid="_x0000_s1048" type="#_x0000_t202" style="position:absolute;width:60991;height:31515;visibility:visible;mso-wrap-style:square;v-text-anchor:top" o:gfxdata="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" filled="f" stroked="f">
                   <v:textbox inset="0,0,0,0">
                     <w:txbxContent>
                       <w:p>
@@ -7618,7 +8308,7 @@
         <mc:AlternateContent>
           <mc:Choice Requires="wps">
             <w:drawing>
-              <wp:anchor distT="0" distB="0" distL="0" distR="0" simplePos="0" relativeHeight="487479808" behindDoc="1" locked="0" layoutInCell="1" allowOverlap="1" wp14:anchorId="03202265" wp14:editId="02D43830">
+              <wp:anchor distT="0" distB="0" distL="0" distR="0" simplePos="0" relativeHeight="487478784" behindDoc="1" locked="0" layoutInCell="1" allowOverlap="1" wp14:anchorId="03202265" wp14:editId="67B101CE">
                 <wp:simplePos x="0" y="0"/>
                 <wp:positionH relativeFrom="page">
                   <wp:posOffset>0</wp:posOffset>
@@ -7689,7 +8379,7 @@
           </mc:Choice>
           <mc:Fallback>
             <w:pict>
-              <v:shape w14:anchorId="0D59188B" id="Graphic 26" o:spid="_x0000_s1026" style="position:absolute;margin-left:0;margin-top:0;width:595.3pt;height:841.9pt;z-index:-15836672;visibility:visible;mso-wrap-style:square;mso-wrap-distance-left:0;mso-wrap-distance-top:0;mso-wrap-distance-right:0;mso-wrap-distance-bottom:0;mso-position-horizontal:absolute;mso-position-horizontal-relative:page;mso-position-vertical:absolute;mso-position-vertical-relative:page;v-text-anchor:top" coordsize="7560309,10692130" o:gfxdata="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" path="m7559999,10691999l,10691999,,,7559999,r,10691999xe" fillcolor="#f4f6f6" stroked="f">
+              <v:shape w14:anchorId="649905F2" id="Graphic 26" o:spid="_x0000_s1026" style="position:absolute;margin-left:0;margin-top:0;width:595.3pt;height:841.9pt;z-index:-15837696;visibility:visible;mso-wrap-style:square;mso-wrap-distance-left:0;mso-wrap-distance-top:0;mso-wrap-distance-right:0;mso-wrap-distance-bottom:0;mso-position-horizontal:absolute;mso-position-horizontal-relative:page;mso-position-vertical:absolute;mso-position-vertical-relative:page;v-text-anchor:top" coordsize="7560309,10692130" o:gfxdata="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" path="m7559999,10691999l,10691999,,,7559999,r,10691999xe" fillcolor="#f4f6f6" stroked="f">
                 <v:path arrowok="t"/>
                 <w10:wrap anchorx="page" anchory="page"/>
               </v:shape>
@@ -7706,7 +8396,7 @@
         <mc:AlternateContent>
           <mc:Choice Requires="wpg">
             <w:drawing>
-              <wp:anchor distT="0" distB="0" distL="0" distR="0" simplePos="0" relativeHeight="487480320" behindDoc="1" locked="0" layoutInCell="1" allowOverlap="1" wp14:anchorId="227C4576" wp14:editId="148176F0">
+              <wp:anchor distT="0" distB="0" distL="0" distR="0" simplePos="0" relativeHeight="487479296" behindDoc="1" locked="0" layoutInCell="1" allowOverlap="1" wp14:anchorId="227C4576" wp14:editId="0C9F2B42">
                 <wp:simplePos x="0" y="0"/>
                 <wp:positionH relativeFrom="page">
                   <wp:posOffset>730500</wp:posOffset>
@@ -7975,14 +8665,14 @@
           </mc:Choice>
           <mc:Fallback>
             <w:pict>
-              <v:group w14:anchorId="227C4576" id="Group 27" o:spid="_x0000_s1048" style="position:absolute;left:0;text-align:left;margin-left:57.5pt;margin-top:543.7pt;width:480.25pt;height:255.7pt;z-index:-15836160;mso-wrap-distance-left:0;mso-wrap-distance-right:0;mso-position-horizontal-relative:page;mso-position-vertical-relative:page" coordsize="60991,32473" o:gfxdata="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">
-                <v:shape id="Graphic 28" o:spid="_x0000_s1049" style="position:absolute;width:60991;height:32473;visibility:visible;mso-wrap-style:square;v-text-anchor:top" coordsize="6099175,3247390" o:gfxdata="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" path="m6099000,3246794l,3246794,,76200,6012,46612,22383,22383,46612,6012,76200,,6022800,r29587,6012l6076616,22383r16371,24229l6099000,76200r,3170594xe" stroked="f">
+              <v:group w14:anchorId="227C4576" id="Group 27" o:spid="_x0000_s1049" style="position:absolute;left:0;text-align:left;margin-left:57.5pt;margin-top:543.7pt;width:480.25pt;height:255.7pt;z-index:-15837184;mso-wrap-distance-left:0;mso-wrap-distance-right:0;mso-position-horizontal-relative:page;mso-position-vertical-relative:page" coordsize="60991,32473" o:gfxdata="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">
+                <v:shape id="Graphic 28" o:spid="_x0000_s1050" style="position:absolute;width:60991;height:32473;visibility:visible;mso-wrap-style:square;v-text-anchor:top" coordsize="6099175,3247390" o:gfxdata="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" path="m6099000,3246794l,3246794,,76200,6012,46612,22383,22383,46612,6012,76200,,6022800,r29587,6012l6076616,22383r16371,24229l6099000,76200r,3170594xe" stroked="f">
                   <v:path arrowok="t"/>
                 </v:shape>
-                <v:shape id="Graphic 29" o:spid="_x0000_s1050" style="position:absolute;left:1905;top:7810;width:57181;height:191;visibility:visible;mso-wrap-style:square;v-text-anchor:top" coordsize="5718175,19050" o:gfxdata="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" path="m5718000,19050l,19050,,,5718000,r,19050xe" fillcolor="#cad4e1" stroked="f">
+                <v:shape id="Graphic 29" o:spid="_x0000_s1051" style="position:absolute;left:1905;top:7810;width:57181;height:191;visibility:visible;mso-wrap-style:square;v-text-anchor:top" coordsize="5718175,19050" o:gfxdata="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" path="m5718000,19050l,19050,,,5718000,r,19050xe" fillcolor="#cad4e1" stroked="f">
                   <v:path arrowok="t"/>
                 </v:shape>
-                <v:shape id="Textbox 30" o:spid="_x0000_s1051" type="#_x0000_t202" style="position:absolute;width:60991;height:32473;visibility:visible;mso-wrap-style:square;v-text-anchor:top" o:gfxdata="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" filled="f" stroked="f">
+                <v:shape id="Textbox 30" o:spid="_x0000_s1052" type="#_x0000_t202" style="position:absolute;width:60991;height:32473;visibility:visible;mso-wrap-style:square;v-text-anchor:top" o:gfxdata="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" filled="f" stroked="f">
                   <v:textbox inset="0,0,0,0">
                     <w:txbxContent>
                       <w:p>
@@ -9365,14 +10055,14 @@
           </mc:Choice>
           <mc:Fallback>
             <w:pict>
-              <v:group w14:anchorId="45BC946D" id="Group 31" o:spid="_x0000_s1052" style="width:480.25pt;height:249.9pt;mso-position-horizontal-relative:char;mso-position-vertical-relative:line" coordsize="60991,31737" o:gfxdata="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">
-                <v:shape id="Graphic 32" o:spid="_x0000_s1053" style="position:absolute;width:60991;height:31737;visibility:visible;mso-wrap-style:square;v-text-anchor:top" coordsize="6099175,3173730" o:gfxdata="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" path="m6041850,3173695r-5984700,l34959,3169186,16787,3156908,4509,3138736,,3116545,,57150,4509,34959,16787,16787,34959,4509,57150,,6041850,r22190,4509l6082212,16787r12278,18172l6099000,57150r,3059395l6094490,3138736r-12278,18172l6064040,3169186r-22190,4509xe" stroked="f">
+              <v:group w14:anchorId="45BC946D" id="Group 31" o:spid="_x0000_s1053" style="width:480.25pt;height:249.9pt;mso-position-horizontal-relative:char;mso-position-vertical-relative:line" coordsize="60991,31737" o:gfxdata="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">
+                <v:shape id="Graphic 32" o:spid="_x0000_s1054" style="position:absolute;width:60991;height:31737;visibility:visible;mso-wrap-style:square;v-text-anchor:top" coordsize="6099175,3173730" o:gfxdata="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" path="m6041850,3173695r-5984700,l34959,3169186,16787,3156908,4509,3138736,,3116545,,57150,4509,34959,16787,16787,34959,4509,57150,,6041850,r22190,4509l6082212,16787r12278,18172l6099000,57150r,3059395l6094490,3138736r-12278,18172l6064040,3169186r-22190,4509xe" stroked="f">
                   <v:path arrowok="t"/>
                 </v:shape>
-                <v:shape id="Graphic 33" o:spid="_x0000_s1054" style="position:absolute;width:31267;height:31737;visibility:visible;mso-wrap-style:square;v-text-anchor:top" coordsize="3126740,3173730" o:gfxdata="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" path="m57150,l34963,4521,16789,16789,4508,34963,,57150,,3116554r4508,22187l16789,3156915r18174,12281l57150,3173704,57150,xem3126194,257657r-9017,-44374l3092615,176936r-36348,-24562l3011894,143357r-355626,l2611882,152374r-36335,24562l2550985,213283r-9017,44374l2541968,269087r9017,44387l2575547,349808r36335,24562l2656268,383387r355626,l3056267,374370r36348,-24562l3117177,313474r9017,-44387l3126194,257657xe" fillcolor="#efac4d" stroked="f">
+                <v:shape id="Graphic 33" o:spid="_x0000_s1055" style="position:absolute;width:31267;height:31737;visibility:visible;mso-wrap-style:square;v-text-anchor:top" coordsize="3126740,3173730" o:gfxdata="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" path="m57150,l34963,4521,16789,16789,4508,34963,,57150,,3116554r4508,22187l16789,3156915r18174,12281l57150,3173704,57150,xem3126194,257657r-9017,-44374l3092615,176936r-36348,-24562l3011894,143357r-355626,l2611882,152374r-36335,24562l2550985,213283r-9017,44374l2541968,269087r9017,44387l2575547,349808r36335,24562l2656268,383387r355626,l3056267,374370r36348,-24562l3117177,313474r9017,-44387l3126194,257657xe" fillcolor="#efac4d" stroked="f">
                   <v:path arrowok="t"/>
                 </v:shape>
-                <v:shape id="Textbox 34" o:spid="_x0000_s1055" type="#_x0000_t202" style="position:absolute;width:60991;height:31737;visibility:visible;mso-wrap-style:square;v-text-anchor:top" o:gfxdata="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" filled="f" stroked="f">
+                <v:shape id="Textbox 34" o:spid="_x0000_s1056" type="#_x0000_t202" style="position:absolute;width:60991;height:31737;visibility:visible;mso-wrap-style:square;v-text-anchor:top" o:gfxdata="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" filled="f" stroked="f">
                   <v:textbox inset="0,0,0,0">
                     <w:txbxContent>
                       <w:p>
@@ -10398,7 +11088,7 @@
         <mc:AlternateContent>
           <mc:Choice Requires="wpg">
             <w:drawing>
-              <wp:anchor distT="0" distB="0" distL="0" distR="0" simplePos="0" relativeHeight="487592448" behindDoc="1" locked="0" layoutInCell="1" allowOverlap="1" wp14:anchorId="31C64D30" wp14:editId="1F8BE6E8">
+              <wp:anchor distT="0" distB="0" distL="0" distR="0" simplePos="0" relativeHeight="487591424" behindDoc="1" locked="0" layoutInCell="1" allowOverlap="1" wp14:anchorId="31C64D30" wp14:editId="3F31E2A0">
                 <wp:simplePos x="0" y="0"/>
                 <wp:positionH relativeFrom="page">
                   <wp:posOffset>730500</wp:posOffset>
@@ -11337,14 +12027,14 @@
           </mc:Choice>
           <mc:Fallback>
             <w:pict>
-              <v:group w14:anchorId="31C64D30" id="Group 35" o:spid="_x0000_s1056" style="position:absolute;margin-left:57.5pt;margin-top:9.05pt;width:480.25pt;height:228.8pt;z-index:-15724032;mso-wrap-distance-left:0;mso-wrap-distance-right:0;mso-position-horizontal-relative:page;mso-position-vertical-relative:text" coordsize="60991,29057" o:gfxdata="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">
-                <v:shape id="Graphic 36" o:spid="_x0000_s1057" style="position:absolute;width:60991;height:29057;visibility:visible;mso-wrap-style:square;v-text-anchor:top" coordsize="6099175,2905760" o:gfxdata="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" path="m6041850,2905760r-5984700,l34959,2901250,16787,2888972,4509,2870800,,2848610,,57150,4509,34959,16787,16787,34959,4509,57150,,6041850,r22190,4509l6082212,16787r12278,18172l6099000,57150r,2791460l6094490,2870800r-12278,18172l6064040,2901250r-22190,4510xe" stroked="f">
+              <v:group w14:anchorId="31C64D30" id="Group 35" o:spid="_x0000_s1057" style="position:absolute;margin-left:57.5pt;margin-top:9.05pt;width:480.25pt;height:228.8pt;z-index:-15725056;mso-wrap-distance-left:0;mso-wrap-distance-right:0;mso-position-horizontal-relative:page;mso-position-vertical-relative:text" coordsize="60991,29057" o:gfxdata="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">
+                <v:shape id="Graphic 36" o:spid="_x0000_s1058" style="position:absolute;width:60991;height:29057;visibility:visible;mso-wrap-style:square;v-text-anchor:top" coordsize="6099175,2905760" o:gfxdata="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" path="m6041850,2905760r-5984700,l34959,2901250,16787,2888972,4509,2870800,,2848610,,57150,4509,34959,16787,16787,34959,4509,57150,,6041850,r22190,4509l6082212,16787r12278,18172l6099000,57150r,2791460l6094490,2870800r-12278,18172l6064040,2901250r-22190,4510xe" stroked="f">
                   <v:path arrowok="t"/>
                 </v:shape>
-                <v:shape id="Graphic 37" o:spid="_x0000_s1058" style="position:absolute;width:31851;height:29057;visibility:visible;mso-wrap-style:square;v-text-anchor:top" coordsize="3185160,2905760" o:gfxdata="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" path="m57150,l34963,4508,16789,16789,4508,34963,,57150,,2848610r4508,22187l16789,2888970r18174,12281l57150,2905760,57150,xem3184855,257644r-9017,-44373l3151289,176923r-36348,-24549l3070555,143344r-150000,l2876181,152374r-36347,24549l2815272,213271r-9017,44373l2806255,269074r9017,44387l2839834,349808r36347,24549l2920555,383374r150000,l3114941,374357r36348,-24549l3175838,313461r9017,-44387l3184855,257644xe" fillcolor="#5bbfdd" stroked="f">
+                <v:shape id="Graphic 37" o:spid="_x0000_s1059" style="position:absolute;width:31851;height:29057;visibility:visible;mso-wrap-style:square;v-text-anchor:top" coordsize="3185160,2905760" o:gfxdata="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" path="m57150,l34963,4508,16789,16789,4508,34963,,57150,,2848610r4508,22187l16789,2888970r18174,12281l57150,2905760,57150,xem3184855,257644r-9017,-44373l3151289,176923r-36348,-24549l3070555,143344r-150000,l2876181,152374r-36347,24549l2815272,213271r-9017,44373l2806255,269074r9017,44387l2839834,349808r36347,24549l2920555,383374r150000,l3114941,374357r36348,-24549l3175838,313461r9017,-44387l3184855,257644xe" fillcolor="#5bbfdd" stroked="f">
                   <v:path arrowok="t"/>
                 </v:shape>
-                <v:shape id="Textbox 38" o:spid="_x0000_s1059" type="#_x0000_t202" style="position:absolute;width:60991;height:29057;visibility:visible;mso-wrap-style:square;v-text-anchor:top" o:gfxdata="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" filled="f" stroked="f">
+                <v:shape id="Textbox 38" o:spid="_x0000_s1060" type="#_x0000_t202" style="position:absolute;width:60991;height:29057;visibility:visible;mso-wrap-style:square;v-text-anchor:top" o:gfxdata="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" filled="f" stroked="f">
                   <v:textbox inset="0,0,0,0">
                     <w:txbxContent>
                       <w:p>
@@ -13020,7 +13710,7 @@
         <mc:AlternateContent>
           <mc:Choice Requires="wps">
             <w:drawing>
-              <wp:anchor distT="0" distB="0" distL="0" distR="0" simplePos="0" relativeHeight="251658240" behindDoc="1" locked="0" layoutInCell="1" allowOverlap="1" wp14:anchorId="77CB9B68" wp14:editId="66C793C9">
+              <wp:anchor distT="0" distB="0" distL="0" distR="0" simplePos="0" relativeHeight="251657216" behindDoc="1" locked="0" layoutInCell="1" allowOverlap="1" wp14:anchorId="77CB9B68" wp14:editId="2B2A63AD">
                 <wp:simplePos x="0" y="0"/>
                 <wp:positionH relativeFrom="page">
                   <wp:posOffset>730250</wp:posOffset>
@@ -13118,7 +13808,7 @@
           </mc:Choice>
           <mc:Fallback>
             <w:pict>
-              <v:shape w14:anchorId="0AA60D3F" id="Graphic 41" o:spid="_x0000_s1026" style="position:absolute;margin-left:57.5pt;margin-top:-102.1pt;width:480.25pt;height:154.5pt;z-index:-251658240;visibility:visible;mso-wrap-style:square;mso-height-percent:0;mso-wrap-distance-left:0;mso-wrap-distance-top:0;mso-wrap-distance-right:0;mso-wrap-distance-bottom:0;mso-position-horizontal:absolute;mso-position-horizontal-relative:page;mso-position-vertical:absolute;mso-position-vertical-relative:text;mso-height-percent:0;mso-height-relative:margin;v-text-anchor:top" coordsize="6099175,1637030" o:gfxdata="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" path="m6022800,1637030r-5946600,l46612,1631017,22383,1614646,6012,1590417,,1560830,,,6099000,r,1560830l6092987,1590417r-16371,24229l6052387,1631017r-29587,6013xe" stroked="f">
+              <v:shape w14:anchorId="4C7A5B22" id="Graphic 41" o:spid="_x0000_s1026" style="position:absolute;margin-left:57.5pt;margin-top:-102.1pt;width:480.25pt;height:154.5pt;z-index:-251659264;visibility:visible;mso-wrap-style:square;mso-height-percent:0;mso-wrap-distance-left:0;mso-wrap-distance-top:0;mso-wrap-distance-right:0;mso-wrap-distance-bottom:0;mso-position-horizontal:absolute;mso-position-horizontal-relative:page;mso-position-vertical:absolute;mso-position-vertical-relative:text;mso-height-percent:0;mso-height-relative:margin;v-text-anchor:top" coordsize="6099175,1637030" o:gfxdata="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" path="m6022800,1637030r-5946600,l46612,1631017,22383,1614646,6012,1590417,,1560830,,,6099000,r,1560830l6092987,1590417r-16371,24229l6052387,1631017r-29587,6013xe" stroked="f">
                 <v:path arrowok="t"/>
                 <w10:wrap anchorx="page"/>
               </v:shape>
@@ -13136,7 +13826,7 @@
         <mc:AlternateContent>
           <mc:Choice Requires="wps">
             <w:drawing>
-              <wp:anchor distT="0" distB="0" distL="0" distR="0" simplePos="0" relativeHeight="251656192" behindDoc="1" locked="0" layoutInCell="1" allowOverlap="1" wp14:anchorId="55261C29" wp14:editId="4626B78F">
+              <wp:anchor distT="0" distB="0" distL="0" distR="0" simplePos="0" relativeHeight="251655168" behindDoc="1" locked="0" layoutInCell="1" allowOverlap="1" wp14:anchorId="55261C29" wp14:editId="77AFB7C8">
                 <wp:simplePos x="0" y="0"/>
                 <wp:positionH relativeFrom="page">
                   <wp:posOffset>0</wp:posOffset>
@@ -13207,7 +13897,7 @@
           </mc:Choice>
           <mc:Fallback>
             <w:pict>
-              <v:shape w14:anchorId="67F84229" id="Graphic 39" o:spid="_x0000_s1026" style="position:absolute;margin-left:0;margin-top:0;width:595.3pt;height:841.9pt;z-index:-251660288;visibility:visible;mso-wrap-style:square;mso-wrap-distance-left:0;mso-wrap-distance-top:0;mso-wrap-distance-right:0;mso-wrap-distance-bottom:0;mso-position-horizontal:absolute;mso-position-horizontal-relative:page;mso-position-vertical:absolute;mso-position-vertical-relative:page;v-text-anchor:top" coordsize="7560309,10692130" o:gfxdata="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" path="m7559999,10691999l,10691999,,,7559999,r,10691999xe" fillcolor="#f4f6f6" stroked="f">
+              <v:shape w14:anchorId="6A73EEA0" id="Graphic 39" o:spid="_x0000_s1026" style="position:absolute;margin-left:0;margin-top:0;width:595.3pt;height:841.9pt;z-index:-251661312;visibility:visible;mso-wrap-style:square;mso-wrap-distance-left:0;mso-wrap-distance-top:0;mso-wrap-distance-right:0;mso-wrap-distance-bottom:0;mso-position-horizontal:absolute;mso-position-horizontal-relative:page;mso-position-vertical:absolute;mso-position-vertical-relative:page;v-text-anchor:top" coordsize="7560309,10692130" o:gfxdata="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" path="m7559999,10691999l,10691999,,,7559999,r,10691999xe" fillcolor="#f4f6f6" stroked="f">
                 <v:path arrowok="t"/>
                 <w10:wrap anchorx="page" anchory="page"/>
               </v:shape>
@@ -13256,7 +13946,7 @@
         <mc:AlternateContent>
           <mc:Choice Requires="wps">
             <w:drawing>
-              <wp:anchor distT="0" distB="0" distL="0" distR="0" simplePos="0" relativeHeight="251660288" behindDoc="1" locked="0" layoutInCell="1" allowOverlap="1" wp14:anchorId="24EAF981" wp14:editId="65729504">
+              <wp:anchor distT="0" distB="0" distL="0" distR="0" simplePos="0" relativeHeight="251659264" behindDoc="1" locked="0" layoutInCell="1" allowOverlap="1" wp14:anchorId="24EAF981" wp14:editId="143EAC9B">
                 <wp:simplePos x="0" y="0"/>
                 <wp:positionH relativeFrom="page">
                   <wp:posOffset>730500</wp:posOffset>
@@ -13327,7 +14017,7 @@
           </mc:Choice>
           <mc:Fallback>
             <w:pict>
-              <v:shape w14:anchorId="142E90F5" id="Graphic 40" o:spid="_x0000_s1026" style="position:absolute;margin-left:57.5pt;margin-top:22.45pt;width:480.25pt;height:.75pt;z-index:-251656192;visibility:visible;mso-wrap-style:square;mso-wrap-distance-left:0;mso-wrap-distance-top:0;mso-wrap-distance-right:0;mso-wrap-distance-bottom:0;mso-position-horizontal:absolute;mso-position-horizontal-relative:page;mso-position-vertical:absolute;mso-position-vertical-relative:text;v-text-anchor:top" coordsize="6099175,9525" o:gfxdata="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" path="m6099000,9525l,9525,,,6099000,r,9525xe" fillcolor="#cad4e1" stroked="f">
+              <v:shape w14:anchorId="41029925" id="Graphic 40" o:spid="_x0000_s1026" style="position:absolute;margin-left:57.5pt;margin-top:22.45pt;width:480.25pt;height:.75pt;z-index:-251657216;visibility:visible;mso-wrap-style:square;mso-wrap-distance-left:0;mso-wrap-distance-top:0;mso-wrap-distance-right:0;mso-wrap-distance-bottom:0;mso-position-horizontal:absolute;mso-position-horizontal-relative:page;mso-position-vertical:absolute;mso-position-vertical-relative:text;v-text-anchor:top" coordsize="6099175,9525" o:gfxdata="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" path="m6099000,9525l,9525,,,6099000,r,9525xe" fillcolor="#cad4e1" stroked="f">
                 <v:path arrowok="t"/>
                 <w10:wrap type="topAndBottom" anchorx="page"/>
               </v:shape>
@@ -13377,9 +14067,9 @@
           <w:szCs w:val="48"/>
         </w:rPr>
         <w:drawing>
-          <wp:inline distT="0" distB="0" distL="0" distR="0" wp14:anchorId="6EF96220" wp14:editId="06AED00E">
-            <wp:extent cx="5676265" cy="2096086"/>
-            <wp:effectExtent l="0" t="0" r="635" b="0"/>
+          <wp:inline distT="0" distB="0" distL="0" distR="0" wp14:anchorId="6EF96220" wp14:editId="2C35B035">
+            <wp:extent cx="5674178" cy="4128868"/>
+            <wp:effectExtent l="0" t="0" r="3175" b="5080"/>
             <wp:docPr id="908836350" name="Picture 35"/>
             <wp:cNvGraphicFramePr>
               <a:graphicFrameLocks xmlns:a="http://schemas.openxmlformats.org/drawingml/2006/main" noChangeAspect="1"/>
@@ -13392,7 +14082,7 @@
                     <pic:cNvPicPr/>
                   </pic:nvPicPr>
                   <pic:blipFill>
-                    <a:blip r:embed="rId6" cstate="print">
+                    <a:blip r:embed="rId10" cstate="print">
                       <a:extLst>
                         <a:ext uri="{28A0092B-C50C-407E-A947-70E740481C1C}">
                           <a14:useLocalDpi xmlns:a14="http://schemas.microsoft.com/office/drawing/2010/main" val="0"/>
@@ -13406,56 +14096,7 @@
                   <pic:spPr>
                     <a:xfrm>
                       <a:off x="0" y="0"/>
-                      <a:ext cx="5692179" cy="2101963"/>
-                    </a:xfrm>
-                    <a:prstGeom prst="rect">
-                      <a:avLst/>
-                    </a:prstGeom>
-                  </pic:spPr>
-                </pic:pic>
-              </a:graphicData>
-            </a:graphic>
-          </wp:inline>
-        </w:drawing>
-      </w:r>
-      <w:r>
-        <w:rPr>
-          <w:noProof/>
-          <w:color w:val="64748A"/>
-          <w:sz w:val="48"/>
-          <w:szCs w:val="48"/>
-        </w:rPr>
-        <w:drawing>
-          <wp:inline distT="0" distB="0" distL="0" distR="0" wp14:anchorId="40AE751F" wp14:editId="78D7B7B0">
-            <wp:extent cx="5598261" cy="3086979"/>
-            <wp:effectExtent l="0" t="0" r="2540" b="0"/>
-            <wp:docPr id="261611857" name="Picture 34"/>
-            <wp:cNvGraphicFramePr>
-              <a:graphicFrameLocks xmlns:a="http://schemas.openxmlformats.org/drawingml/2006/main" noChangeAspect="1"/>
-            </wp:cNvGraphicFramePr>
-            <a:graphic xmlns:a="http://schemas.openxmlformats.org/drawingml/2006/main">
-              <a:graphicData uri="http://schemas.openxmlformats.org/drawingml/2006/picture">
-                <pic:pic xmlns:pic="http://schemas.openxmlformats.org/drawingml/2006/picture">
-                  <pic:nvPicPr>
-                    <pic:cNvPr id="261611857" name="Picture 261611857"/>
-                    <pic:cNvPicPr/>
-                  </pic:nvPicPr>
-                  <pic:blipFill>
-                    <a:blip r:embed="rId7" cstate="print">
-                      <a:extLst>
-                        <a:ext uri="{28A0092B-C50C-407E-A947-70E740481C1C}">
-                          <a14:useLocalDpi xmlns:a14="http://schemas.microsoft.com/office/drawing/2010/main" val="0"/>
-                        </a:ext>
-                      </a:extLst>
-                    </a:blip>
-                    <a:stretch>
-                      <a:fillRect/>
-                    </a:stretch>
-                  </pic:blipFill>
-                  <pic:spPr>
-                    <a:xfrm>
-                      <a:off x="0" y="0"/>
-                      <a:ext cx="5650890" cy="3115999"/>
+                      <a:ext cx="5713845" cy="4157732"/>
                     </a:xfrm>
                     <a:prstGeom prst="rect">
                       <a:avLst/>
@@ -14042,7 +14683,6 @@
   <w:style w:type="character" w:default="1" w:styleId="DefaultParagraphFont">
     <w:name w:val="Default Paragraph Font"/>
     <w:uiPriority w:val="1"/>
-    <w:semiHidden/>
     <w:unhideWhenUsed/>
   </w:style>
   <w:style w:type="table" w:default="1" w:styleId="TableNormal">
@@ -14091,7 +14731,648 @@
       <w:ind w:left="157"/>
     </w:pPr>
   </w:style>
+  <w:style w:type="paragraph" w:styleId="NoSpacing">
+    <w:name w:val="No Spacing"/>
+    <w:link w:val="NoSpacingChar"/>
+    <w:uiPriority w:val="1"/>
+    <w:qFormat/>
+    <w:rsid w:val="00A50D5B"/>
+    <w:pPr>
+      <w:widowControl/>
+      <w:autoSpaceDE/>
+      <w:autoSpaceDN/>
+    </w:pPr>
+    <w:rPr>
+      <w:rFonts w:eastAsiaTheme="minorEastAsia"/>
+    </w:rPr>
+  </w:style>
+  <w:style w:type="character" w:customStyle="1" w:styleId="NoSpacingChar">
+    <w:name w:val="No Spacing Char"/>
+    <w:basedOn w:val="DefaultParagraphFont"/>
+    <w:link w:val="NoSpacing"/>
+    <w:uiPriority w:val="1"/>
+    <w:rsid w:val="00A50D5B"/>
+    <w:rPr>
+      <w:rFonts w:eastAsiaTheme="minorEastAsia"/>
+    </w:rPr>
+  </w:style>
 </w:styles>
+</file>
+
+<file path=word/glossary/document.xml><?xml version="1.0" encoding="utf-8"?>
+<w:glossaryDocument xmlns:wpc="http://schemas.microsoft.com/office/word/2010/wordprocessingCanvas" xmlns:cx="http://schemas.microsoft.com/office/drawing/2014/chartex" xmlns:cx1="http://schemas.microsoft.com/office/drawing/2015/9/8/chartex" xmlns:cx2="http://schemas.microsoft.com/office/drawing/2015/10/21/chartex" xmlns:cx3="http://schemas.microsoft.com/office/drawing/2016/5/9/chartex" xmlns:cx4="http://schemas.microsoft.com/office/drawing/2016/5/10/chartex" xmlns:cx5="http://schemas.microsoft.com/office/drawing/2016/5/11/chartex" xmlns:cx6="http://schemas.microsoft.com/office/drawing/2016/5/12/chartex" xmlns:cx7="http://schemas.microsoft.com/office/drawing/2016/5/13/chartex" xmlns:cx8="http://schemas.microsoft.com/office/drawing/2016/5/14/chartex" xmlns:mc="http://schemas.openxmlformats.org/markup-compatibility/2006" xmlns:aink="http://schemas.microsoft.com/office/drawing/2016/ink" xmlns:am3d="http://schemas.microsoft.com/office/drawing/2017/model3d" xmlns:o="urn:schemas-microsoft-com:office:office" xmlns:oel="http://schemas.microsoft.com/office/2019/extlst" xmlns:r="http://schemas.openxmlformats.org/officeDocument/2006/relationships" xmlns:m="http://schemas.openxmlformats.org/officeDocument/2006/math" xmlns:v="urn:schemas-microsoft-com:vml" xmlns:wp14="http://schemas.microsoft.com/office/word/2010/wordprocessingDrawing" xmlns:wp="http://schemas.openxmlformats.org/drawingml/2006/wordprocessingDrawing" xmlns:w10="urn:schemas-microsoft-com:office:word" xmlns:w="http://schemas.openxmlformats.org/wordprocessingml/2006/main" xmlns:w14="http://schemas.microsoft.com/office/word/2010/wordml" xmlns:w15="http://schemas.microsoft.com/office/word/2012/wordml" xmlns:w16cex="http://schemas.microsoft.com/office/word/2018/wordml/cex" xmlns:w16cid="http://schemas.microsoft.com/office/word/2016/wordml/cid" xmlns:w16="http://schemas.microsoft.com/office/word/2018/wordml" xmlns:w16du="http://schemas.microsoft.com/office/word/2023/wordml/word16du" xmlns:w16sdtdh="http://schemas.microsoft.com/office/word/2020/wordml/sdtdatahash" xmlns:w16sdtfl="http://schemas.microsoft.com/office/word/2024/wordml/sdtformatlock" xmlns:w16se="http://schemas.microsoft.com/office/word/2015/wordml/symex" xmlns:wpg="http://schemas.microsoft.com/office/word/2010/wordprocessingGroup" xmlns:wpi="http://schemas.microsoft.com/office/word/2010/wordprocessingInk" xmlns:wne="http://schemas.microsoft.com/office/word/2006/wordml" xmlns:wps="http://schemas.microsoft.com/office/word/2010/wordprocessingShape" mc:Ignorable="w14 w15 w16se w16cid w16 w16cex w16sdtdh w16sdtfl w16du wp14">
+  <w:docParts>
+    <w:docPart>
+      <w:docPartPr>
+        <w:name w:val="A1A5AFB501814CEDA4C01DFDF3623772"/>
+        <w:category>
+          <w:name w:val="General"/>
+          <w:gallery w:val="placeholder"/>
+        </w:category>
+        <w:types>
+          <w:type w:val="bbPlcHdr"/>
+        </w:types>
+        <w:behaviors>
+          <w:behavior w:val="content"/>
+        </w:behaviors>
+        <w:guid w:val="{63C58884-8913-4642-BE5D-491BFECF26B7}"/>
+      </w:docPartPr>
+      <w:docPartBody>
+        <w:p>
+          <w:pPr>
+            <w:pStyle w:val="A1A5AFB501814CEDA4C01DFDF3623772"/>
+          </w:pPr>
+          <w:r>
+            <w:rPr>
+              <w:rFonts w:asciiTheme="majorHAnsi" w:eastAsiaTheme="majorEastAsia" w:hAnsiTheme="majorHAnsi" w:cstheme="majorBidi"/>
+              <w:caps/>
+              <w:color w:val="156082" w:themeColor="accent1"/>
+              <w:sz w:val="80"/>
+              <w:szCs w:val="80"/>
+            </w:rPr>
+            <w:t>[Document title]</w:t>
+          </w:r>
+        </w:p>
+      </w:docPartBody>
+    </w:docPart>
+    <w:docPart>
+      <w:docPartPr>
+        <w:name w:val="933E06D05A774373AD4299DD748C5C3A"/>
+        <w:category>
+          <w:name w:val="General"/>
+          <w:gallery w:val="placeholder"/>
+        </w:category>
+        <w:types>
+          <w:type w:val="bbPlcHdr"/>
+        </w:types>
+        <w:behaviors>
+          <w:behavior w:val="content"/>
+        </w:behaviors>
+        <w:guid w:val="{0FC25790-0491-41D9-A918-F6C9C9CAAEF9}"/>
+      </w:docPartPr>
+      <w:docPartBody>
+        <w:p>
+          <w:pPr>
+            <w:pStyle w:val="933E06D05A774373AD4299DD748C5C3A"/>
+          </w:pPr>
+          <w:r>
+            <w:rPr>
+              <w:color w:val="156082" w:themeColor="accent1"/>
+              <w:sz w:val="28"/>
+              <w:szCs w:val="28"/>
+            </w:rPr>
+            <w:t>[Document subtitle]</w:t>
+          </w:r>
+        </w:p>
+      </w:docPartBody>
+    </w:docPart>
+  </w:docParts>
+</w:glossaryDocument>
+</file>
+
+<file path=word/glossary/fontTable.xml><?xml version="1.0" encoding="utf-8"?>
+<w:fonts xmlns:mc="http://schemas.openxmlformats.org/markup-compatibility/2006" xmlns:r="http://schemas.openxmlformats.org/officeDocument/2006/relationships" xmlns:w="http://schemas.openxmlformats.org/wordprocessingml/2006/main" xmlns:w14="http://schemas.microsoft.com/office/word/2010/wordml" xmlns:w15="http://schemas.microsoft.com/office/word/2012/wordml" xmlns:w16cex="http://schemas.microsoft.com/office/word/2018/wordml/cex" xmlns:w16cid="http://schemas.microsoft.com/office/word/2016/wordml/cid" xmlns:w16="http://schemas.microsoft.com/office/word/2018/wordml" xmlns:w16du="http://schemas.microsoft.com/office/word/2023/wordml/word16du" xmlns:w16sdtdh="http://schemas.microsoft.com/office/word/2020/wordml/sdtdatahash" xmlns:w16sdtfl="http://schemas.microsoft.com/office/word/2024/wordml/sdtformatlock" xmlns:w16se="http://schemas.microsoft.com/office/word/2015/wordml/symex" mc:Ignorable="w14 w15 w16se w16cid w16 w16cex w16sdtdh w16sdtfl w16du">
+  <w:font w:name="Arial MT">
+    <w:altName w:val="Arial"/>
+    <w:charset w:val="01"/>
+    <w:family w:val="swiss"/>
+    <w:pitch w:val="variable"/>
+  </w:font>
+  <w:font w:name="Times New Roman">
+    <w:panose1 w:val="02020603050405020304"/>
+    <w:charset w:val="00"/>
+    <w:family w:val="roman"/>
+    <w:pitch w:val="variable"/>
+    <w:sig w:usb0="E0002EFF" w:usb1="C000785B" w:usb2="00000009" w:usb3="00000000" w:csb0="000001FF" w:csb1="00000000"/>
+  </w:font>
+  <w:font w:name="Calibri">
+    <w:panose1 w:val="020F0502020204030204"/>
+    <w:charset w:val="00"/>
+    <w:family w:val="swiss"/>
+    <w:pitch w:val="variable"/>
+    <w:sig w:usb0="E4002EFF" w:usb1="C200247B" w:usb2="00000009" w:usb3="00000000" w:csb0="000001FF" w:csb1="00000000"/>
+  </w:font>
+  <w:font w:name="Arial">
+    <w:panose1 w:val="020B0604020202020204"/>
+    <w:charset w:val="00"/>
+    <w:family w:val="swiss"/>
+    <w:pitch w:val="variable"/>
+    <w:sig w:usb0="E0002EFF" w:usb1="C000785B" w:usb2="00000009" w:usb3="00000000" w:csb0="000001FF" w:csb1="00000000"/>
+  </w:font>
+  <w:font w:name="Cambria">
+    <w:panose1 w:val="02040503050406030204"/>
+    <w:charset w:val="00"/>
+    <w:family w:val="roman"/>
+    <w:pitch w:val="variable"/>
+    <w:sig w:usb0="E00006FF" w:usb1="420024FF" w:usb2="02000000" w:usb3="00000000" w:csb0="0000019F" w:csb1="00000000"/>
+  </w:font>
+  <w:font w:name="Courier New">
+    <w:panose1 w:val="02070309020205020404"/>
+    <w:charset w:val="00"/>
+    <w:family w:val="modern"/>
+    <w:pitch w:val="fixed"/>
+    <w:sig w:usb0="E0002EFF" w:usb1="C0007843" w:usb2="00000009" w:usb3="00000000" w:csb0="000001FF" w:csb1="00000000"/>
+  </w:font>
+  <w:font w:name="Aptos">
+    <w:charset w:val="00"/>
+    <w:family w:val="swiss"/>
+    <w:pitch w:val="variable"/>
+    <w:sig w:usb0="20000287" w:usb1="00000003" w:usb2="00000000" w:usb3="00000000" w:csb0="0000019F" w:csb1="00000000"/>
+  </w:font>
+  <w:font w:name="Aptos Display">
+    <w:charset w:val="00"/>
+    <w:family w:val="swiss"/>
+    <w:pitch w:val="variable"/>
+    <w:sig w:usb0="20000287" w:usb1="00000003" w:usb2="00000000" w:usb3="00000000" w:csb0="0000019F" w:csb1="00000000"/>
+  </w:font>
+</w:fonts>
+</file>
+
+<file path=word/glossary/settings.xml><?xml version="1.0" encoding="utf-8"?>
+<w:settings xmlns:mc="http://schemas.openxmlformats.org/markup-compatibility/2006" xmlns:o="urn:schemas-microsoft-com:office:office" xmlns:r="http://schemas.openxmlformats.org/officeDocument/2006/relationships" xmlns:m="http://schemas.openxmlformats.org/officeDocument/2006/math" xmlns:v="urn:schemas-microsoft-com:vml" xmlns:w10="urn:schemas-microsoft-com:office:word" xmlns:w="http://schemas.openxmlformats.org/wordprocessingml/2006/main" xmlns:w14="http://schemas.microsoft.com/office/word/2010/wordml" xmlns:w15="http://schemas.microsoft.com/office/word/2012/wordml" xmlns:w16cex="http://schemas.microsoft.com/office/word/2018/wordml/cex" xmlns:w16cid="http://schemas.microsoft.com/office/word/2016/wordml/cid" xmlns:w16="http://schemas.microsoft.com/office/word/2018/wordml" xmlns:w16du="http://schemas.microsoft.com/office/word/2023/wordml/word16du" xmlns:w16sdtdh="http://schemas.microsoft.com/office/word/2020/wordml/sdtdatahash" xmlns:w16sdtfl="http://schemas.microsoft.com/office/word/2024/wordml/sdtformatlock" xmlns:w16se="http://schemas.microsoft.com/office/word/2015/wordml/symex" xmlns:sl="http://schemas.openxmlformats.org/schemaLibrary/2006/main" mc:Ignorable="w14 w15 w16se w16cid w16 w16cex w16sdtdh w16sdtfl w16du">
+  <w:view w:val="normal"/>
+  <w:defaultTabStop w:val="720"/>
+  <w:characterSpacingControl w:val="doNotCompress"/>
+  <w:compat>
+    <w:useFELayout/>
+    <w:compatSetting w:name="compatibilityMode" w:uri="http://schemas.microsoft.com/office/word" w:val="15"/>
+    <w:compatSetting w:name="overrideTableStyleFontSizeAndJustification" w:uri="http://schemas.microsoft.com/office/word" w:val="1"/>
+    <w:compatSetting w:name="enableOpenTypeFeatures" w:uri="http://schemas.microsoft.com/office/word" w:val="1"/>
+    <w:compatSetting w:name="doNotFlipMirrorIndents" w:uri="http://schemas.microsoft.com/office/word" w:val="1"/>
+    <w:compatSetting w:name="differentiateMultirowTableHeaders" w:uri="http://schemas.microsoft.com/office/word" w:val="1"/>
+    <w:compatSetting w:name="useWord2013TrackBottomHyphenation" w:uri="http://schemas.microsoft.com/office/word" w:val="0"/>
+  </w:compat>
+  <w:rsids>
+    <w:rsidRoot w:val="00F320CA"/>
+    <w:rsid w:val="003A0E0D"/>
+    <w:rsid w:val="00741B80"/>
+    <w:rsid w:val="00F320CA"/>
+  </w:rsids>
+  <m:mathPr>
+    <m:mathFont m:val="Cambria Math"/>
+    <m:brkBin m:val="before"/>
+    <m:brkBinSub m:val="--"/>
+    <m:smallFrac m:val="0"/>
+    <m:dispDef/>
+    <m:lMargin m:val="0"/>
+    <m:rMargin m:val="0"/>
+    <m:defJc m:val="centerGroup"/>
+    <m:wrapIndent m:val="1440"/>
+    <m:intLim m:val="subSup"/>
+    <m:naryLim m:val="undOvr"/>
+  </m:mathPr>
+  <w:themeFontLang w:val="en-IN"/>
+  <w:clrSchemeMapping w:bg1="light1" w:t1="dark1" w:bg2="light2" w:t2="dark2" w:accent1="accent1" w:accent2="accent2" w:accent3="accent3" w:accent4="accent4" w:accent5="accent5" w:accent6="accent6" w:hyperlink="hyperlink" w:followedHyperlink="followedHyperlink"/>
+  <w:decimalSymbol w:val="."/>
+  <w:listSeparator w:val=","/>
+  <w15:chartTrackingRefBased/>
+</w:settings>
+</file>
+
+<file path=word/glossary/styles.xml><?xml version="1.0" encoding="utf-8"?>
+<w:styles xmlns:mc="http://schemas.openxmlformats.org/markup-compatibility/2006" xmlns:r="http://schemas.openxmlformats.org/officeDocument/2006/relationships" xmlns:w="http://schemas.openxmlformats.org/wordprocessingml/2006/main" xmlns:w14="http://schemas.microsoft.com/office/word/2010/wordml" xmlns:w15="http://schemas.microsoft.com/office/word/2012/wordml" xmlns:w16cex="http://schemas.microsoft.com/office/word/2018/wordml/cex" xmlns:w16cid="http://schemas.microsoft.com/office/word/2016/wordml/cid" xmlns:w16="http://schemas.microsoft.com/office/word/2018/wordml" xmlns:w16du="http://schemas.microsoft.com/office/word/2023/wordml/word16du" xmlns:w16sdtdh="http://schemas.microsoft.com/office/word/2020/wordml/sdtdatahash" xmlns:w16sdtfl="http://schemas.microsoft.com/office/word/2024/wordml/sdtformatlock" xmlns:w16se="http://schemas.microsoft.com/office/word/2015/wordml/symex" mc:Ignorable="w14 w15 w16se w16cid w16 w16cex w16sdtdh w16sdtfl w16du">
+  <w:docDefaults>
+    <w:rPrDefault>
+      <w:rPr>
+        <w:rFonts w:asciiTheme="minorHAnsi" w:eastAsiaTheme="minorEastAsia" w:hAnsiTheme="minorHAnsi" w:cstheme="minorBidi"/>
+        <w:kern w:val="2"/>
+        <w:sz w:val="24"/>
+        <w:szCs w:val="24"/>
+        <w:lang w:val="en-IN" w:eastAsia="en-IN" w:bidi="ar-SA"/>
+        <w14:ligatures w14:val="standardContextual"/>
+      </w:rPr>
+    </w:rPrDefault>
+    <w:pPrDefault>
+      <w:pPr>
+        <w:spacing w:after="160" w:line="278" w:lineRule="auto"/>
+      </w:pPr>
+    </w:pPrDefault>
+  </w:docDefaults>
+  <w:latentStyles w:defLockedState="0" w:defUIPriority="99" w:defSemiHidden="0" w:defUnhideWhenUsed="0" w:defQFormat="0" w:count="376">
+    <w:lsdException w:name="Normal" w:uiPriority="0" w:qFormat="1"/>
+    <w:lsdException w:name="heading 1" w:uiPriority="9" w:qFormat="1"/>
+    <w:lsdException w:name="heading 2" w:semiHidden="1" w:uiPriority="9" w:unhideWhenUsed="1" w:qFormat="1"/>
+    <w:lsdException w:name="heading 3" w:semiHidden="1" w:uiPriority="9" w:unhideWhenUsed="1" w:qFormat="1"/>
+    <w:lsdException w:name="heading 4" w:semiHidden="1" w:uiPriority="9" w:unhideWhenUsed="1" w:qFormat="1"/>
+    <w:lsdException w:name="heading 5" w:semiHidden="1" w:uiPriority="9" w:unhideWhenUsed="1" w:qFormat="1"/>
+    <w:lsdException w:name="heading 6" w:semiHidden="1" w:uiPriority="9" w:unhideWhenUsed="1" w:qFormat="1"/>
+    <w:lsdException w:name="heading 7" w:semiHidden="1" w:uiPriority="9" w:unhideWhenUsed="1" w:qFormat="1"/>
+    <w:lsdException w:name="heading 8" w:semiHidden="1" w:uiPriority="9" w:unhideWhenUsed="1" w:qFormat="1"/>
+    <w:lsdException w:name="heading 9" w:semiHidden="1" w:uiPriority="9" w:unhideWhenUsed="1" w:qFormat="1"/>
+    <w:lsdException w:name="index 1" w:semiHidden="1" w:unhideWhenUsed="1"/>
+    <w:lsdException w:name="index 2" w:semiHidden="1" w:unhideWhenUsed="1"/>
+    <w:lsdException w:name="index 3" w:semiHidden="1" w:unhideWhenUsed="1"/>
+    <w:lsdException w:name="index 4" w:semiHidden="1" w:unhideWhenUsed="1"/>
+    <w:lsdException w:name="index 5" w:semiHidden="1" w:unhideWhenUsed="1"/>
+    <w:lsdException w:name="index 6" w:semiHidden="1" w:unhideWhenUsed="1"/>
+    <w:lsdException w:name="index 7" w:semiHidden="1" w:unhideWhenUsed="1"/>
+    <w:lsdException w:name="index 8" w:semiHidden="1" w:unhideWhenUsed="1"/>
+    <w:lsdException w:name="index 9" w:semiHidden="1" w:unhideWhenUsed="1"/>
+    <w:lsdException w:name="toc 1" w:semiHidden="1" w:uiPriority="39" w:unhideWhenUsed="1"/>
+    <w:lsdException w:name="toc 2" w:semiHidden="1" w:uiPriority="39" w:unhideWhenUsed="1"/>
+    <w:lsdException w:name="toc 3" w:semiHidden="1" w:uiPriority="39" w:unhideWhenUsed="1"/>
+    <w:lsdException w:name="toc 4" w:semiHidden="1" w:uiPriority="39" w:unhideWhenUsed="1"/>
+    <w:lsdException w:name="toc 5" w:semiHidden="1" w:uiPriority="39" w:unhideWhenUsed="1"/>
+    <w:lsdException w:name="toc 6" w:semiHidden="1" w:uiPriority="39" w:unhideWhenUsed="1"/>
+    <w:lsdException w:name="toc 7" w:semiHidden="1" w:uiPriority="39" w:unhideWhenUsed="1"/>
+    <w:lsdException w:name="toc 8" w:semiHidden="1" w:uiPriority="39" w:unhideWhenUsed="1"/>
+    <w:lsdException w:name="toc 9" w:semiHidden="1" w:uiPriority="39" w:unhideWhenUsed="1"/>
+    <w:lsdException w:name="Normal Indent" w:semiHidden="1" w:unhideWhenUsed="1"/>
+    <w:lsdException w:name="footnote text" w:semiHidden="1" w:unhideWhenUsed="1"/>
+    <w:lsdException w:name="annotation text" w:semiHidden="1" w:unhideWhenUsed="1"/>
+    <w:lsdException w:name="header" w:semiHidden="1" w:unhideWhenUsed="1"/>
+    <w:lsdException w:name="footer" w:semiHidden="1" w:unhideWhenUsed="1"/>
+    <w:lsdException w:name="index heading" w:semiHidden="1" w:unhideWhenUsed="1"/>
+    <w:lsdException w:name="caption" w:semiHidden="1" w:uiPriority="35" w:unhideWhenUsed="1" w:qFormat="1"/>
+    <w:lsdException w:name="table of figures" w:semiHidden="1" w:unhideWhenUsed="1"/>
+    <w:lsdException w:name="envelope address" w:semiHidden="1" w:unhideWhenUsed="1"/>
+    <w:lsdException w:name="envelope return" w:semiHidden="1" w:unhideWhenUsed="1"/>
+    <w:lsdException w:name="footnote reference" w:semiHidden="1" w:unhideWhenUsed="1"/>
+    <w:lsdException w:name="annotation reference" w:semiHidden="1" w:unhideWhenUsed="1"/>
+    <w:lsdException w:name="line number" w:semiHidden="1" w:unhideWhenUsed="1"/>
+    <w:lsdException w:name="page number" w:semiHidden="1" w:unhideWhenUsed="1"/>
+    <w:lsdException w:name="endnote reference" w:semiHidden="1" w:unhideWhenUsed="1"/>
+    <w:lsdException w:name="endnote text" w:semiHidden="1" w:unhideWhenUsed="1"/>
+    <w:lsdException w:name="table of authorities" w:semiHidden="1" w:unhideWhenUsed="1"/>
+    <w:lsdException w:name="macro" w:semiHidden="1" w:unhideWhenUsed="1"/>
+    <w:lsdException w:name="toa heading" w:semiHidden="1" w:unhideWhenUsed="1"/>
+    <w:lsdException w:name="List" w:semiHidden="1" w:unhideWhenUsed="1"/>
+    <w:lsdException w:name="List Bullet" w:semiHidden="1" w:unhideWhenUsed="1"/>
+    <w:lsdException w:name="List Number" w:semiHidden="1" w:unhideWhenUsed="1"/>
+    <w:lsdException w:name="List 2" w:semiHidden="1" w:unhideWhenUsed="1"/>
+    <w:lsdException w:name="List 3" w:semiHidden="1" w:unhideWhenUsed="1"/>
+    <w:lsdException w:name="List 4" w:semiHidden="1" w:unhideWhenUsed="1"/>
+    <w:lsdException w:name="List 5" w:semiHidden="1" w:unhideWhenUsed="1"/>
+    <w:lsdException w:name="List Bullet 2" w:semiHidden="1" w:unhideWhenUsed="1"/>
+    <w:lsdException w:name="List Bullet 3" w:semiHidden="1" w:unhideWhenUsed="1"/>
+    <w:lsdException w:name="List Bullet 4" w:semiHidden="1" w:unhideWhenUsed="1"/>
+    <w:lsdException w:name="List Bullet 5" w:semiHidden="1" w:unhideWhenUsed="1"/>
+    <w:lsdException w:name="List Number 2" w:semiHidden="1" w:unhideWhenUsed="1"/>
+    <w:lsdException w:name="List Number 3" w:semiHidden="1" w:unhideWhenUsed="1"/>
+    <w:lsdException w:name="List Number 4" w:semiHidden="1" w:unhideWhenUsed="1"/>
+    <w:lsdException w:name="List Number 5" w:semiHidden="1" w:unhideWhenUsed="1"/>
+    <w:lsdException w:name="Title" w:uiPriority="10" w:qFormat="1"/>
+    <w:lsdException w:name="Closing" w:semiHidden="1" w:unhideWhenUsed="1"/>
+    <w:lsdException w:name="Signature" w:semiHidden="1" w:unhideWhenUsed="1"/>
+    <w:lsdException w:name="Default Paragraph Font" w:semiHidden="1" w:uiPriority="1" w:unhideWhenUsed="1"/>
+    <w:lsdException w:name="Body Text" w:semiHidden="1" w:unhideWhenUsed="1"/>
+    <w:lsdException w:name="Body Text Indent" w:semiHidden="1" w:unhideWhenUsed="1"/>
+    <w:lsdException w:name="List Continue" w:semiHidden="1" w:unhideWhenUsed="1"/>
+    <w:lsdException w:name="List Continue 2" w:semiHidden="1" w:unhideWhenUsed="1"/>
+    <w:lsdException w:name="List Continue 3" w:semiHidden="1" w:unhideWhenUsed="1"/>
+    <w:lsdException w:name="List Continue 4" w:semiHidden="1" w:unhideWhenUsed="1"/>
+    <w:lsdException w:name="List Continue 5" w:semiHidden="1" w:unhideWhenUsed="1"/>
+    <w:lsdException w:name="Message Header" w:semiHidden="1" w:unhideWhenUsed="1"/>
+    <w:lsdException w:name="Subtitle" w:uiPriority="11" w:qFormat="1"/>
+    <w:lsdException w:name="Salutation" w:semiHidden="1" w:unhideWhenUsed="1"/>
+    <w:lsdException w:name="Date" w:semiHidden="1" w:unhideWhenUsed="1"/>
+    <w:lsdException w:name="Body Text First Indent" w:semiHidden="1" w:unhideWhenUsed="1"/>
+    <w:lsdException w:name="Body Text First Indent 2" w:semiHidden="1" w:unhideWhenUsed="1"/>
+    <w:lsdException w:name="Note Heading" w:semiHidden="1" w:unhideWhenUsed="1"/>
+    <w:lsdException w:name="Body Text 2" w:semiHidden="1" w:unhideWhenUsed="1"/>
+    <w:lsdException w:name="Body Text 3" w:semiHidden="1" w:unhideWhenUsed="1"/>
+    <w:lsdException w:name="Body Text Indent 2" w:semiHidden="1" w:unhideWhenUsed="1"/>
+    <w:lsdException w:name="Body Text Indent 3" w:semiHidden="1" w:unhideWhenUsed="1"/>
+    <w:lsdException w:name="Block Text" w:semiHidden="1" w:unhideWhenUsed="1"/>
+    <w:lsdException w:name="Hyperlink" w:semiHidden="1" w:unhideWhenUsed="1"/>
+    <w:lsdException w:name="FollowedHyperlink" w:semiHidden="1" w:unhideWhenUsed="1"/>
+    <w:lsdException w:name="Strong" w:uiPriority="22" w:qFormat="1"/>
+    <w:lsdException w:name="Emphasis" w:uiPriority="20" w:qFormat="1"/>
+    <w:lsdException w:name="Document Map" w:semiHidden="1" w:unhideWhenUsed="1"/>
+    <w:lsdException w:name="Plain Text" w:semiHidden="1" w:unhideWhenUsed="1"/>
+    <w:lsdException w:name="E-mail Signature" w:semiHidden="1" w:unhideWhenUsed="1"/>
+    <w:lsdException w:name="HTML Top of Form" w:semiHidden="1" w:unhideWhenUsed="1"/>
+    <w:lsdException w:name="HTML Bottom of Form" w:semiHidden="1" w:unhideWhenUsed="1"/>
+    <w:lsdException w:name="Normal (Web)" w:semiHidden="1" w:unhideWhenUsed="1"/>
+    <w:lsdException w:name="HTML Acronym" w:semiHidden="1" w:unhideWhenUsed="1"/>
+    <w:lsdException w:name="HTML Address" w:semiHidden="1" w:unhideWhenUsed="1"/>
+    <w:lsdException w:name="HTML Cite" w:semiHidden="1" w:unhideWhenUsed="1"/>
+    <w:lsdException w:name="HTML Code" w:semiHidden="1" w:unhideWhenUsed="1"/>
+    <w:lsdException w:name="HTML Definition" w:semiHidden="1" w:unhideWhenUsed="1"/>
+    <w:lsdException w:name="HTML Keyboard" w:semiHidden="1" w:unhideWhenUsed="1"/>
+    <w:lsdException w:name="HTML Preformatted" w:semiHidden="1" w:unhideWhenUsed="1"/>
+    <w:lsdException w:name="HTML Sample" w:semiHidden="1" w:unhideWhenUsed="1"/>
+    <w:lsdException w:name="HTML Typewriter" w:semiHidden="1" w:unhideWhenUsed="1"/>
+    <w:lsdException w:name="HTML Variable" w:semiHidden="1" w:unhideWhenUsed="1"/>
+    <w:lsdException w:name="Normal Table" w:semiHidden="1" w:unhideWhenUsed="1"/>
+    <w:lsdException w:name="annotation subject" w:semiHidden="1" w:unhideWhenUsed="1"/>
+    <w:lsdException w:name="No List" w:semiHidden="1" w:unhideWhenUsed="1"/>
+    <w:lsdException w:name="Outline List 1" w:semiHidden="1" w:unhideWhenUsed="1"/>
+    <w:lsdException w:name="Outline List 2" w:semiHidden="1" w:unhideWhenUsed="1"/>
+    <w:lsdException w:name="Outline List 3" w:semiHidden="1" w:unhideWhenUsed="1"/>
+    <w:lsdException w:name="Table Simple 1" w:semiHidden="1" w:unhideWhenUsed="1"/>
+    <w:lsdException w:name="Table Simple 2" w:semiHidden="1" w:unhideWhenUsed="1"/>
+    <w:lsdException w:name="Table Simple 3" w:semiHidden="1" w:unhideWhenUsed="1"/>
+    <w:lsdException w:name="Table Classic 1" w:semiHidden="1" w:unhideWhenUsed="1"/>
+    <w:lsdException w:name="Table Classic 2" w:semiHidden="1" w:unhideWhenUsed="1"/>
+    <w:lsdException w:name="Table Classic 3" w:semiHidden="1" w:unhideWhenUsed="1"/>
+    <w:lsdException w:name="Table Classic 4" w:semiHidden="1" w:unhideWhenUsed="1"/>
+    <w:lsdException w:name="Table Colorful 1" w:semiHidden="1" w:unhideWhenUsed="1"/>
+    <w:lsdException w:name="Table Colorful 2" w:semiHidden="1" w:unhideWhenUsed="1"/>
+    <w:lsdException w:name="Table Colorful 3" w:semiHidden="1" w:unhideWhenUsed="1"/>
+    <w:lsdException w:name="Table Columns 1" w:semiHidden="1" w:unhideWhenUsed="1"/>
+    <w:lsdException w:name="Table Columns 2" w:semiHidden="1" w:unhideWhenUsed="1"/>
+    <w:lsdException w:name="Table Columns 3" w:semiHidden="1" w:unhideWhenUsed="1"/>
+    <w:lsdException w:name="Table Columns 4" w:semiHidden="1" w:unhideWhenUsed="1"/>
+    <w:lsdException w:name="Table Columns 5" w:semiHidden="1" w:unhideWhenUsed="1"/>
+    <w:lsdException w:name="Table Grid 1" w:semiHidden="1" w:unhideWhenUsed="1"/>
+    <w:lsdException w:name="Table Grid 2" w:semiHidden="1" w:unhideWhenUsed="1"/>
+    <w:lsdException w:name="Table Grid 3" w:semiHidden="1" w:unhideWhenUsed="1"/>
+    <w:lsdException w:name="Table Grid 4" w:semiHidden="1" w:unhideWhenUsed="1"/>
+    <w:lsdException w:name="Table Grid 5" w:semiHidden="1" w:unhideWhenUsed="1"/>
+    <w:lsdException w:name="Table Grid 6" w:semiHidden="1" w:unhideWhenUsed="1"/>
+    <w:lsdException w:name="Table Grid 7" w:semiHidden="1" w:unhideWhenUsed="1"/>
+    <w:lsdException w:name="Table Grid 8" w:semiHidden="1" w:unhideWhenUsed="1"/>
+    <w:lsdException w:name="Table List 1" w:semiHidden="1" w:unhideWhenUsed="1"/>
+    <w:lsdException w:name="Table List 2" w:semiHidden="1" w:unhideWhenUsed="1"/>
+    <w:lsdException w:name="Table List 3" w:semiHidden="1" w:unhideWhenUsed="1"/>
+    <w:lsdException w:name="Table List 4" w:semiHidden="1" w:unhideWhenUsed="1"/>
+    <w:lsdException w:name="Table List 5" w:semiHidden="1" w:unhideWhenUsed="1"/>
+    <w:lsdException w:name="Table List 6" w:semiHidden="1" w:unhideWhenUsed="1"/>
+    <w:lsdException w:name="Table List 7" w:semiHidden="1" w:unhideWhenUsed="1"/>
+    <w:lsdException w:name="Table List 8" w:semiHidden="1" w:unhideWhenUsed="1"/>
+    <w:lsdException w:name="Table 3D effects 1" w:semiHidden="1" w:unhideWhenUsed="1"/>
+    <w:lsdException w:name="Table 3D effects 2" w:semiHidden="1" w:unhideWhenUsed="1"/>
+    <w:lsdException w:name="Table 3D effects 3" w:semiHidden="1" w:unhideWhenUsed="1"/>
+    <w:lsdException w:name="Table Contemporary" w:semiHidden="1" w:unhideWhenUsed="1"/>
+    <w:lsdException w:name="Table Elegant" w:semiHidden="1" w:unhideWhenUsed="1"/>
+    <w:lsdException w:name="Table Professional" w:semiHidden="1" w:unhideWhenUsed="1"/>
+    <w:lsdException w:name="Table Subtle 1" w:semiHidden="1" w:unhideWhenUsed="1"/>
+    <w:lsdException w:name="Table Subtle 2" w:semiHidden="1" w:unhideWhenUsed="1"/>
+    <w:lsdException w:name="Table Web 1" w:semiHidden="1" w:unhideWhenUsed="1"/>
+    <w:lsdException w:name="Table Web 2" w:semiHidden="1" w:unhideWhenUsed="1"/>
+    <w:lsdException w:name="Table Web 3" w:semiHidden="1" w:unhideWhenUsed="1"/>
+    <w:lsdException w:name="Balloon Text" w:semiHidden="1" w:unhideWhenUsed="1"/>
+    <w:lsdException w:name="Table Grid" w:uiPriority="39"/>
+    <w:lsdException w:name="Table Theme" w:semiHidden="1" w:unhideWhenUsed="1"/>
+    <w:lsdException w:name="Placeholder Text" w:semiHidden="1"/>
+    <w:lsdException w:name="No Spacing" w:uiPriority="1" w:qFormat="1"/>
+    <w:lsdException w:name="Light Shading" w:uiPriority="60"/>
+    <w:lsdException w:name="Light List" w:uiPriority="61"/>
+    <w:lsdException w:name="Light Grid" w:uiPriority="62"/>
+    <w:lsdException w:name="Medium Shading 1" w:uiPriority="63"/>
+    <w:lsdException w:name="Medium Shading 2" w:uiPriority="64"/>
+    <w:lsdException w:name="Medium List 1" w:uiPriority="65"/>
+    <w:lsdException w:name="Medium List 2" w:uiPriority="66"/>
+    <w:lsdException w:name="Medium Grid 1" w:uiPriority="67"/>
+    <w:lsdException w:name="Medium Grid 2" w:uiPriority="68"/>
+    <w:lsdException w:name="Medium Grid 3" w:uiPriority="69"/>
+    <w:lsdException w:name="Dark List" w:uiPriority="70"/>
+    <w:lsdException w:name="Colorful Shading" w:uiPriority="71"/>
+    <w:lsdException w:name="Colorful List" w:uiPriority="72"/>
+    <w:lsdException w:name="Colorful Grid" w:uiPriority="73"/>
+    <w:lsdException w:name="Light Shading Accent 1" w:uiPriority="60"/>
+    <w:lsdException w:name="Light List Accent 1" w:uiPriority="61"/>
+    <w:lsdException w:name="Light Grid Accent 1" w:uiPriority="62"/>
+    <w:lsdException w:name="Medium Shading 1 Accent 1" w:uiPriority="63"/>
+    <w:lsdException w:name="Medium Shading 2 Accent 1" w:uiPriority="64"/>
+    <w:lsdException w:name="Medium List 1 Accent 1" w:uiPriority="65"/>
+    <w:lsdException w:name="Revision" w:semiHidden="1"/>
+    <w:lsdException w:name="List Paragraph" w:uiPriority="34" w:qFormat="1"/>
+    <w:lsdException w:name="Quote" w:uiPriority="29" w:qFormat="1"/>
+    <w:lsdException w:name="Intense Quote" w:uiPriority="30" w:qFormat="1"/>
+    <w:lsdException w:name="Medium List 2 Accent 1" w:uiPriority="66"/>
+    <w:lsdException w:name="Medium Grid 1 Accent 1" w:uiPriority="67"/>
+    <w:lsdException w:name="Medium Grid 2 Accent 1" w:uiPriority="68"/>
+    <w:lsdException w:name="Medium Grid 3 Accent 1" w:uiPriority="69"/>
+    <w:lsdException w:name="Dark List Accent 1" w:uiPriority="70"/>
+    <w:lsdException w:name="Colorful Shading Accent 1" w:uiPriority="71"/>
+    <w:lsdException w:name="Colorful List Accent 1" w:uiPriority="72"/>
+    <w:lsdException w:name="Colorful Grid Accent 1" w:uiPriority="73"/>
+    <w:lsdException w:name="Light Shading Accent 2" w:uiPriority="60"/>
+    <w:lsdException w:name="Light List Accent 2" w:uiPriority="61"/>
+    <w:lsdException w:name="Light Grid Accent 2" w:uiPriority="62"/>
+    <w:lsdException w:name="Medium Shading 1 Accent 2" w:uiPriority="63"/>
+    <w:lsdException w:name="Medium Shading 2 Accent 2" w:uiPriority="64"/>
+    <w:lsdException w:name="Medium List 1 Accent 2" w:uiPriority="65"/>
+    <w:lsdException w:name="Medium List 2 Accent 2" w:uiPriority="66"/>
+    <w:lsdException w:name="Medium Grid 1 Accent 2" w:uiPriority="67"/>
+    <w:lsdException w:name="Medium Grid 2 Accent 2" w:uiPriority="68"/>
+    <w:lsdException w:name="Medium Grid 3 Accent 2" w:uiPriority="69"/>
+    <w:lsdException w:name="Dark List Accent 2" w:uiPriority="70"/>
+    <w:lsdException w:name="Colorful Shading Accent 2" w:uiPriority="71"/>
+    <w:lsdException w:name="Colorful List Accent 2" w:uiPriority="72"/>
+    <w:lsdException w:name="Colorful Grid Accent 2" w:uiPriority="73"/>
+    <w:lsdException w:name="Light Shading Accent 3" w:uiPriority="60"/>
+    <w:lsdException w:name="Light List Accent 3" w:uiPriority="61"/>
+    <w:lsdException w:name="Light Grid Accent 3" w:uiPriority="62"/>
+    <w:lsdException w:name="Medium Shading 1 Accent 3" w:uiPriority="63"/>
+    <w:lsdException w:name="Medium Shading 2 Accent 3" w:uiPriority="64"/>
+    <w:lsdException w:name="Medium List 1 Accent 3" w:uiPriority="65"/>
+    <w:lsdException w:name="Medium List 2 Accent 3" w:uiPriority="66"/>
+    <w:lsdException w:name="Medium Grid 1 Accent 3" w:uiPriority="67"/>
+    <w:lsdException w:name="Medium Grid 2 Accent 3" w:uiPriority="68"/>
+    <w:lsdException w:name="Medium Grid 3 Accent 3" w:uiPriority="69"/>
+    <w:lsdException w:name="Dark List Accent 3" w:uiPriority="70"/>
+    <w:lsdException w:name="Colorful Shading Accent 3" w:uiPriority="71"/>
+    <w:lsdException w:name="Colorful List Accent 3" w:uiPriority="72"/>
+    <w:lsdException w:name="Colorful Grid Accent 3" w:uiPriority="73"/>
+    <w:lsdException w:name="Light Shading Accent 4" w:uiPriority="60"/>
+    <w:lsdException w:name="Light List Accent 4" w:uiPriority="61"/>
+    <w:lsdException w:name="Light Grid Accent 4" w:uiPriority="62"/>
+    <w:lsdException w:name="Medium Shading 1 Accent 4" w:uiPriority="63"/>
+    <w:lsdException w:name="Medium Shading 2 Accent 4" w:uiPriority="64"/>
+    <w:lsdException w:name="Medium List 1 Accent 4" w:uiPriority="65"/>
+    <w:lsdException w:name="Medium List 2 Accent 4" w:uiPriority="66"/>
+    <w:lsdException w:name="Medium Grid 1 Accent 4" w:uiPriority="67"/>
+    <w:lsdException w:name="Medium Grid 2 Accent 4" w:uiPriority="68"/>
+    <w:lsdException w:name="Medium Grid 3 Accent 4" w:uiPriority="69"/>
+    <w:lsdException w:name="Dark List Accent 4" w:uiPriority="70"/>
+    <w:lsdException w:name="Colorful Shading Accent 4" w:uiPriority="71"/>
+    <w:lsdException w:name="Colorful List Accent 4" w:uiPriority="72"/>
+    <w:lsdException w:name="Colorful Grid Accent 4" w:uiPriority="73"/>
+    <w:lsdException w:name="Light Shading Accent 5" w:uiPriority="60"/>
+    <w:lsdException w:name="Light List Accent 5" w:uiPriority="61"/>
+    <w:lsdException w:name="Light Grid Accent 5" w:uiPriority="62"/>
+    <w:lsdException w:name="Medium Shading 1 Accent 5" w:uiPriority="63"/>
+    <w:lsdException w:name="Medium Shading 2 Accent 5" w:uiPriority="64"/>
+    <w:lsdException w:name="Medium List 1 Accent 5" w:uiPriority="65"/>
+    <w:lsdException w:name="Medium List 2 Accent 5" w:uiPriority="66"/>
+    <w:lsdException w:name="Medium Grid 1 Accent 5" w:uiPriority="67"/>
+    <w:lsdException w:name="Medium Grid 2 Accent 5" w:uiPriority="68"/>
+    <w:lsdException w:name="Medium Grid 3 Accent 5" w:uiPriority="69"/>
+    <w:lsdException w:name="Dark List Accent 5" w:uiPriority="70"/>
+    <w:lsdException w:name="Colorful Shading Accent 5" w:uiPriority="71"/>
+    <w:lsdException w:name="Colorful List Accent 5" w:uiPriority="72"/>
+    <w:lsdException w:name="Colorful Grid Accent 5" w:uiPriority="73"/>
+    <w:lsdException w:name="Light Shading Accent 6" w:uiPriority="60"/>
+    <w:lsdException w:name="Light List Accent 6" w:uiPriority="61"/>
+    <w:lsdException w:name="Light Grid Accent 6" w:uiPriority="62"/>
+    <w:lsdException w:name="Medium Shading 1 Accent 6" w:uiPriority="63"/>
+    <w:lsdException w:name="Medium Shading 2 Accent 6" w:uiPriority="64"/>
+    <w:lsdException w:name="Medium List 1 Accent 6" w:uiPriority="65"/>
+    <w:lsdException w:name="Medium List 2 Accent 6" w:uiPriority="66"/>
+    <w:lsdException w:name="Medium Grid 1 Accent 6" w:uiPriority="67"/>
+    <w:lsdException w:name="Medium Grid 2 Accent 6" w:uiPriority="68"/>
+    <w:lsdException w:name="Medium Grid 3 Accent 6" w:uiPriority="69"/>
+    <w:lsdException w:name="Dark List Accent 6" w:uiPriority="70"/>
+    <w:lsdException w:name="Colorful Shading Accent 6" w:uiPriority="71"/>
+    <w:lsdException w:name="Colorful List Accent 6" w:uiPriority="72"/>
+    <w:lsdException w:name="Colorful Grid Accent 6" w:uiPriority="73"/>
+    <w:lsdException w:name="Subtle Emphasis" w:uiPriority="19" w:qFormat="1"/>
+    <w:lsdException w:name="Intense Emphasis" w:uiPriority="21" w:qFormat="1"/>
+    <w:lsdException w:name="Subtle Reference" w:uiPriority="31" w:qFormat="1"/>
+    <w:lsdException w:name="Intense Reference" w:uiPriority="32" w:qFormat="1"/>
+    <w:lsdException w:name="Book Title" w:uiPriority="33" w:qFormat="1"/>
+    <w:lsdException w:name="Bibliography" w:semiHidden="1" w:uiPriority="37" w:unhideWhenUsed="1"/>
+    <w:lsdException w:name="TOC Heading" w:semiHidden="1" w:uiPriority="39" w:unhideWhenUsed="1" w:qFormat="1"/>
+    <w:lsdException w:name="Plain Table 1" w:uiPriority="41"/>
+    <w:lsdException w:name="Plain Table 2" w:uiPriority="42"/>
+    <w:lsdException w:name="Plain Table 3" w:uiPriority="43"/>
+    <w:lsdException w:name="Plain Table 4" w:uiPriority="44"/>
+    <w:lsdException w:name="Plain Table 5" w:uiPriority="45"/>
+    <w:lsdException w:name="Grid Table Light" w:uiPriority="40"/>
+    <w:lsdException w:name="Grid Table 1 Light" w:uiPriority="46"/>
+    <w:lsdException w:name="Grid Table 2" w:uiPriority="47"/>
+    <w:lsdException w:name="Grid Table 3" w:uiPriority="48"/>
+    <w:lsdException w:name="Grid Table 4" w:uiPriority="49"/>
+    <w:lsdException w:name="Grid Table 5 Dark" w:uiPriority="50"/>
+    <w:lsdException w:name="Grid Table 6 Colorful" w:uiPriority="51"/>
+    <w:lsdException w:name="Grid Table 7 Colorful" w:uiPriority="52"/>
+    <w:lsdException w:name="Grid Table 1 Light Accent 1" w:uiPriority="46"/>
+    <w:lsdException w:name="Grid Table 2 Accent 1" w:uiPriority="47"/>
+    <w:lsdException w:name="Grid Table 3 Accent 1" w:uiPriority="48"/>
+    <w:lsdException w:name="Grid Table 4 Accent 1" w:uiPriority="49"/>
+    <w:lsdException w:name="Grid Table 5 Dark Accent 1" w:uiPriority="50"/>
+    <w:lsdException w:name="Grid Table 6 Colorful Accent 1" w:uiPriority="51"/>
+    <w:lsdException w:name="Grid Table 7 Colorful Accent 1" w:uiPriority="52"/>
+    <w:lsdException w:name="Grid Table 1 Light Accent 2" w:uiPriority="46"/>
+    <w:lsdException w:name="Grid Table 2 Accent 2" w:uiPriority="47"/>
+    <w:lsdException w:name="Grid Table 3 Accent 2" w:uiPriority="48"/>
+    <w:lsdException w:name="Grid Table 4 Accent 2" w:uiPriority="49"/>
+    <w:lsdException w:name="Grid Table 5 Dark Accent 2" w:uiPriority="50"/>
+    <w:lsdException w:name="Grid Table 6 Colorful Accent 2" w:uiPriority="51"/>
+    <w:lsdException w:name="Grid Table 7 Colorful Accent 2" w:uiPriority="52"/>
+    <w:lsdException w:name="Grid Table 1 Light Accent 3" w:uiPriority="46"/>
+    <w:lsdException w:name="Grid Table 2 Accent 3" w:uiPriority="47"/>
+    <w:lsdException w:name="Grid Table 3 Accent 3" w:uiPriority="48"/>
+    <w:lsdException w:name="Grid Table 4 Accent 3" w:uiPriority="49"/>
+    <w:lsdException w:name="Grid Table 5 Dark Accent 3" w:uiPriority="50"/>
+    <w:lsdException w:name="Grid Table 6 Colorful Accent 3" w:uiPriority="51"/>
+    <w:lsdException w:name="Grid Table 7 Colorful Accent 3" w:uiPriority="52"/>
+    <w:lsdException w:name="Grid Table 1 Light Accent 4" w:uiPriority="46"/>
+    <w:lsdException w:name="Grid Table 2 Accent 4" w:uiPriority="47"/>
+    <w:lsdException w:name="Grid Table 3 Accent 4" w:uiPriority="48"/>
+    <w:lsdException w:name="Grid Table 4 Accent 4" w:uiPriority="49"/>
+    <w:lsdException w:name="Grid Table 5 Dark Accent 4" w:uiPriority="50"/>
+    <w:lsdException w:name="Grid Table 6 Colorful Accent 4" w:uiPriority="51"/>
+    <w:lsdException w:name="Grid Table 7 Colorful Accent 4" w:uiPriority="52"/>
+    <w:lsdException w:name="Grid Table 1 Light Accent 5" w:uiPriority="46"/>
+    <w:lsdException w:name="Grid Table 2 Accent 5" w:uiPriority="47"/>
+    <w:lsdException w:name="Grid Table 3 Accent 5" w:uiPriority="48"/>
+    <w:lsdException w:name="Grid Table 4 Accent 5" w:uiPriority="49"/>
+    <w:lsdException w:name="Grid Table 5 Dark Accent 5" w:uiPriority="50"/>
+    <w:lsdException w:name="Grid Table 6 Colorful Accent 5" w:uiPriority="51"/>
+    <w:lsdException w:name="Grid Table 7 Colorful Accent 5" w:uiPriority="52"/>
+    <w:lsdException w:name="Grid Table 1 Light Accent 6" w:uiPriority="46"/>
+    <w:lsdException w:name="Grid Table 2 Accent 6" w:uiPriority="47"/>
+    <w:lsdException w:name="Grid Table 3 Accent 6" w:uiPriority="48"/>
+    <w:lsdException w:name="Grid Table 4 Accent 6" w:uiPriority="49"/>
+    <w:lsdException w:name="Grid Table 5 Dark Accent 6" w:uiPriority="50"/>
+    <w:lsdException w:name="Grid Table 6 Colorful Accent 6" w:uiPriority="51"/>
+    <w:lsdException w:name="Grid Table 7 Colorful Accent 6" w:uiPriority="52"/>
+    <w:lsdException w:name="List Table 1 Light" w:uiPriority="46"/>
+    <w:lsdException w:name="List Table 2" w:uiPriority="47"/>
+    <w:lsdException w:name="List Table 3" w:uiPriority="48"/>
+    <w:lsdException w:name="List Table 4" w:uiPriority="49"/>
+    <w:lsdException w:name="List Table 5 Dark" w:uiPriority="50"/>
+    <w:lsdException w:name="List Table 6 Colorful" w:uiPriority="51"/>
+    <w:lsdException w:name="List Table 7 Colorful" w:uiPriority="52"/>
+    <w:lsdException w:name="List Table 1 Light Accent 1" w:uiPriority="46"/>
+    <w:lsdException w:name="List Table 2 Accent 1" w:uiPriority="47"/>
+    <w:lsdException w:name="List Table 3 Accent 1" w:uiPriority="48"/>
+    <w:lsdException w:name="List Table 4 Accent 1" w:uiPriority="49"/>
+    <w:lsdException w:name="List Table 5 Dark Accent 1" w:uiPriority="50"/>
+    <w:lsdException w:name="List Table 6 Colorful Accent 1" w:uiPriority="51"/>
+    <w:lsdException w:name="List Table 7 Colorful Accent 1" w:uiPriority="52"/>
+    <w:lsdException w:name="List Table 1 Light Accent 2" w:uiPriority="46"/>
+    <w:lsdException w:name="List Table 2 Accent 2" w:uiPriority="47"/>
+    <w:lsdException w:name="List Table 3 Accent 2" w:uiPriority="48"/>
+    <w:lsdException w:name="List Table 4 Accent 2" w:uiPriority="49"/>
+    <w:lsdException w:name="List Table 5 Dark Accent 2" w:uiPriority="50"/>
+    <w:lsdException w:name="List Table 6 Colorful Accent 2" w:uiPriority="51"/>
+    <w:lsdException w:name="List Table 7 Colorful Accent 2" w:uiPriority="52"/>
+    <w:lsdException w:name="List Table 1 Light Accent 3" w:uiPriority="46"/>
+    <w:lsdException w:name="List Table 2 Accent 3" w:uiPriority="47"/>
+    <w:lsdException w:name="List Table 3 Accent 3" w:uiPriority="48"/>
+    <w:lsdException w:name="List Table 4 Accent 3" w:uiPriority="49"/>
+    <w:lsdException w:name="List Table 5 Dark Accent 3" w:uiPriority="50"/>
+    <w:lsdException w:name="List Table 6 Colorful Accent 3" w:uiPriority="51"/>
+    <w:lsdException w:name="List Table 7 Colorful Accent 3" w:uiPriority="52"/>
+    <w:lsdException w:name="List Table 1 Light Accent 4" w:uiPriority="46"/>
+    <w:lsdException w:name="List Table 2 Accent 4" w:uiPriority="47"/>
+    <w:lsdException w:name="List Table 3 Accent 4" w:uiPriority="48"/>
+    <w:lsdException w:name="List Table 4 Accent 4" w:uiPriority="49"/>
+    <w:lsdException w:name="List Table 5 Dark Accent 4" w:uiPriority="50"/>
+    <w:lsdException w:name="List Table 6 Colorful Accent 4" w:uiPriority="51"/>
+    <w:lsdException w:name="List Table 7 Colorful Accent 4" w:uiPriority="52"/>
+    <w:lsdException w:name="List Table 1 Light Accent 5" w:uiPriority="46"/>
+    <w:lsdException w:name="List Table 2 Accent 5" w:uiPriority="47"/>
+    <w:lsdException w:name="List Table 3 Accent 5" w:uiPriority="48"/>
+    <w:lsdException w:name="List Table 4 Accent 5" w:uiPriority="49"/>
+    <w:lsdException w:name="List Table 5 Dark Accent 5" w:uiPriority="50"/>
+    <w:lsdException w:name="List Table 6 Colorful Accent 5" w:uiPriority="51"/>
+    <w:lsdException w:name="List Table 7 Colorful Accent 5" w:uiPriority="52"/>
+    <w:lsdException w:name="List Table 1 Light Accent 6" w:uiPriority="46"/>
+    <w:lsdException w:name="List Table 2 Accent 6" w:uiPriority="47"/>
+    <w:lsdException w:name="List Table 3 Accent 6" w:uiPriority="48"/>
+    <w:lsdException w:name="List Table 4 Accent 6" w:uiPriority="49"/>
+    <w:lsdException w:name="List Table 5 Dark Accent 6" w:uiPriority="50"/>
+    <w:lsdException w:name="List Table 6 Colorful Accent 6" w:uiPriority="51"/>
+    <w:lsdException w:name="List Table 7 Colorful Accent 6" w:uiPriority="52"/>
+    <w:lsdException w:name="Mention" w:semiHidden="1" w:unhideWhenUsed="1"/>
+    <w:lsdException w:name="Smart Hyperlink" w:semiHidden="1" w:unhideWhenUsed="1"/>
+    <w:lsdException w:name="Hashtag" w:semiHidden="1" w:unhideWhenUsed="1"/>
+    <w:lsdException w:name="Unresolved Mention" w:semiHidden="1" w:unhideWhenUsed="1"/>
+    <w:lsdException w:name="Smart Link" w:semiHidden="1" w:unhideWhenUsed="1"/>
+  </w:latentStyles>
+  <w:style w:type="paragraph" w:default="1" w:styleId="Normal">
+    <w:name w:val="Normal"/>
+    <w:qFormat/>
+  </w:style>
+  <w:style w:type="character" w:default="1" w:styleId="DefaultParagraphFont">
+    <w:name w:val="Default Paragraph Font"/>
+    <w:uiPriority w:val="1"/>
+    <w:semiHidden/>
+    <w:unhideWhenUsed/>
+  </w:style>
+  <w:style w:type="table" w:default="1" w:styleId="TableNormal">
+    <w:name w:val="Normal Table"/>
+    <w:uiPriority w:val="99"/>
+    <w:semiHidden/>
+    <w:unhideWhenUsed/>
+    <w:tblPr>
+      <w:tblInd w:w="0" w:type="dxa"/>
+      <w:tblCellMar>
+        <w:top w:w="0" w:type="dxa"/>
+        <w:left w:w="108" w:type="dxa"/>
+        <w:bottom w:w="0" w:type="dxa"/>
+        <w:right w:w="108" w:type="dxa"/>
+      </w:tblCellMar>
+    </w:tblPr>
+  </w:style>
+  <w:style w:type="numbering" w:default="1" w:styleId="NoList">
+    <w:name w:val="No List"/>
+    <w:uiPriority w:val="99"/>
+    <w:semiHidden/>
+    <w:unhideWhenUsed/>
+  </w:style>
+  <w:style w:type="paragraph" w:customStyle="1" w:styleId="A1A5AFB501814CEDA4C01DFDF3623772">
+    <w:name w:val="A1A5AFB501814CEDA4C01DFDF3623772"/>
+    <w:rsid w:val="00F320CA"/>
+  </w:style>
+  <w:style w:type="paragraph" w:customStyle="1" w:styleId="933E06D05A774373AD4299DD748C5C3A">
+    <w:name w:val="933E06D05A774373AD4299DD748C5C3A"/>
+    <w:rsid w:val="00F320CA"/>
+  </w:style>
+</w:styles>
+</file>
+
+<file path=word/glossary/webSettings.xml><?xml version="1.0" encoding="utf-8"?>
+<w:webSettings xmlns:mc="http://schemas.openxmlformats.org/markup-compatibility/2006" xmlns:r="http://schemas.openxmlformats.org/officeDocument/2006/relationships" xmlns:w="http://schemas.openxmlformats.org/wordprocessingml/2006/main" xmlns:w14="http://schemas.microsoft.com/office/word/2010/wordml" xmlns:w15="http://schemas.microsoft.com/office/word/2012/wordml" xmlns:w16cex="http://schemas.microsoft.com/office/word/2018/wordml/cex" xmlns:w16cid="http://schemas.microsoft.com/office/word/2016/wordml/cid" xmlns:w16="http://schemas.microsoft.com/office/word/2018/wordml" xmlns:w16du="http://schemas.microsoft.com/office/word/2023/wordml/word16du" xmlns:w16sdtdh="http://schemas.microsoft.com/office/word/2020/wordml/sdtdatahash" xmlns:w16sdtfl="http://schemas.microsoft.com/office/word/2024/wordml/sdtformatlock" xmlns:w16se="http://schemas.microsoft.com/office/word/2015/wordml/symex" mc:Ignorable="w14 w15 w16se w16cid w16 w16cex w16sdtdh w16sdtfl w16du">
+  <w:optimizeForBrowser/>
+  <w:allowPNG/>
+</w:webSettings>
 </file>
 
 <file path=word/theme/theme1.xml><?xml version="1.0" encoding="utf-8"?>
@@ -14378,10 +15659,29 @@
 </file>
 
 <file path=customXml/item1.xml><?xml version="1.0" encoding="utf-8"?>
+<CoverPageProperties xmlns="http://schemas.microsoft.com/office/2006/coverPageProps">
+  <PublishDate/>
+  <Abstract>This report presents an API Security Risk Analysis conducted to evaluate the security posture of a web application. The assessment focused on authorization validation, security header inspection, and rate limiting analysis using industry-standard testing practices. The objective was to identify vulnerabilities that could lead to unauthorized access or data exposure. Several security risks were identified and analyzed based on impact and severity. Recommended mitigation strategies are provided to enhance API security and strengthen overall system protection.</Abstract>
+  <CompanyAddress/>
+  <CompanyPhone/>
+  <CompanyFax/>
+  <CompanyEmail>aishwariyajeyakumar@gmail.com</CompanyEmail>
+</CoverPageProperties>
+</file>
+
+<file path=customXml/item2.xml><?xml version="1.0" encoding="utf-8"?>
 <b:Sources xmlns:b="http://schemas.openxmlformats.org/officeDocument/2006/bibliography" xmlns="http://schemas.openxmlformats.org/officeDocument/2006/bibliography" SelectedStyle="\APASixthEditionOfficeOnline.xsl" StyleName="APA" Version="6"/>
 </file>
 
 <file path=customXml/itemProps1.xml><?xml version="1.0" encoding="utf-8"?>
+<ds:datastoreItem xmlns:ds="http://schemas.openxmlformats.org/officeDocument/2006/customXml" ds:itemID="{55AF091B-3C7A-41E3-B477-F2FDAA23CFDA}">
+  <ds:schemaRefs>
+    <ds:schemaRef ds:uri="http://schemas.microsoft.com/office/2006/coverPageProps"/>
+  </ds:schemaRefs>
+</ds:datastoreItem>
+</file>
+
+<file path=customXml/itemProps2.xml><?xml version="1.0" encoding="utf-8"?>
 <ds:datastoreItem xmlns:ds="http://schemas.openxmlformats.org/officeDocument/2006/customXml" ds:itemID="{B306FA09-2ABE-4458-8462-980E575B099E}">
   <ds:schemaRefs>
     <ds:schemaRef ds:uri="http://schemas.openxmlformats.org/officeDocument/2006/bibliography"/>
